--- a/lessons/2-1/downloads/reveal/teacher/2.1-session-2-prerequisite-practice-b.docx
+++ b/lessons/2-1/downloads/reveal/teacher/2.1-session-2-prerequisite-practice-b.docx
@@ -15,10 +15,28 @@
         <w:rPr>
           <w:rFonts w:ascii="Avenir Next" w:hAnsi="Avenir Next" w:cs="Avenir Next" w:eastAsia="Avenir Next"/>
           <w:color w:val="1A1A1A"/>
+          <w:sz w:val="22"/>
+          <w:szCs w:val="20"/>
+        </w:rPr>
+        <w:t xml:space="preserve">Name</w:t>
+      </w:r>
+      <w:r>
+        <w:rPr>
+          <w:rFonts w:ascii="Avenir Next" w:hAnsi="Avenir Next" w:cs="Avenir Next" w:eastAsia="Avenir Next"/>
+          <w:color w:val="1A1A1A"/>
           <w:sz w:val="20"/>
           <w:szCs w:val="20"/>
         </w:rPr>
-        <w:t xml:space="preserve">Name</w:t>
+        <w:tab/>
+      </w:r>
+      <w:r>
+        <w:rPr>
+          <w:rFonts w:ascii="Avenir Next" w:hAnsi="Avenir Next" w:cs="Avenir Next" w:eastAsia="Avenir Next"/>
+          <w:color w:val="1A1A1A"/>
+          <w:sz w:val="22"/>
+          <w:szCs w:val="20"/>
+        </w:rPr>
+        <w:t xml:space="preserve">   Date</w:t>
       </w:r>
       <w:r>
         <w:rPr>
@@ -33,25 +51,7 @@
         <w:rPr>
           <w:rFonts w:ascii="Avenir Next" w:hAnsi="Avenir Next" w:cs="Avenir Next" w:eastAsia="Avenir Next"/>
           <w:color w:val="1A1A1A"/>
-          <w:sz w:val="20"/>
-          <w:szCs w:val="20"/>
-        </w:rPr>
-        <w:t xml:space="preserve">   Date</w:t>
-      </w:r>
-      <w:r>
-        <w:rPr>
-          <w:rFonts w:ascii="Avenir Next" w:hAnsi="Avenir Next" w:cs="Avenir Next" w:eastAsia="Avenir Next"/>
-          <w:color w:val="1A1A1A"/>
-          <w:sz w:val="20"/>
-          <w:szCs w:val="20"/>
-        </w:rPr>
-        <w:tab/>
-      </w:r>
-      <w:r>
-        <w:rPr>
-          <w:rFonts w:ascii="Avenir Next" w:hAnsi="Avenir Next" w:cs="Avenir Next" w:eastAsia="Avenir Next"/>
-          <w:color w:val="1A1A1A"/>
-          <w:sz w:val="20"/>
+          <w:sz w:val="22"/>
           <w:szCs w:val="20"/>
         </w:rPr>
         <w:t xml:space="preserve">   Period</w:t>
@@ -78,7 +78,7 @@
           <w:caps/>
           <w:color w:val="003A70"/>
           <w:spacing w:val="12"/>
-          <w:sz w:val="19"/>
+          <w:sz w:val="22"/>
           <w:szCs w:val="19"/>
         </w:rPr>
         <w:t xml:space="preserve">Lesson 2-1  ·  Session 2  ·  Prerequisite Practice B  ·  Skill 1 of 2</w:t>
@@ -86,6 +86,7 @@
     </w:p>
     <w:p>
       <w:pPr>
+        <w:pStyle w:val="Heading1"/>
         <w:keepNext/>
         <w:spacing w:before="0" w:after="10" w:line="240" w:lineRule="auto"/>
       </w:pPr>
@@ -111,7 +112,7 @@
         <w:rPr>
           <w:rFonts w:ascii="Avenir Next" w:hAnsi="Avenir Next" w:cs="Avenir Next" w:eastAsia="Avenir Next"/>
           <w:color w:val="5A5F66"/>
-          <w:sz w:val="17"/>
+          <w:sz w:val="22"/>
           <w:szCs w:val="17"/>
         </w:rPr>
         <w:t xml:space="preserve">Builds on Grade 4 · 4.NBT.A.2</w:t>
@@ -154,6 +155,7 @@
           </w:tcPr>
           <w:p>
             <w:pPr>
+              <w:pStyle w:val="Heading2"/>
               <w:spacing w:before="0" w:after="0" w:line="252" w:lineRule="auto"/>
             </w:pPr>
             <w:r>
@@ -183,7 +185,7 @@
               <w:rPr>
                 <w:rFonts w:ascii="Avenir Next" w:hAnsi="Avenir Next" w:cs="Avenir Next" w:eastAsia="Avenir Next"/>
                 <w:color w:val="1A1A1A"/>
-                <w:sz w:val="20"/>
+                <w:sz w:val="22"/>
                 <w:szCs w:val="20"/>
               </w:rPr>
               <w:t xml:space="preserve">You will order nine bottle counts, 2, 4, 1, 3, 2, 5, 2, 3, 2, before you plot them.</w:t>
@@ -203,6 +205,7 @@
           </w:tcPr>
           <w:p>
             <w:pPr>
+              <w:pStyle w:val="Heading2"/>
               <w:spacing w:before="0" w:after="0" w:line="252" w:lineRule="auto"/>
             </w:pPr>
             <w:r>
@@ -232,7 +235,7 @@
               <w:rPr>
                 <w:rFonts w:ascii="Avenir Next" w:hAnsi="Avenir Next" w:cs="Avenir Next" w:eastAsia="Avenir Next"/>
                 <w:color w:val="1A1A1A"/>
-                <w:sz w:val="20"/>
+                <w:sz w:val="22"/>
                 <w:szCs w:val="20"/>
               </w:rPr>
               <w:t xml:space="preserve">Order a list from least to greatest and keep every repeated value.  </w:t>
@@ -242,7 +245,7 @@
                 <w:rFonts w:ascii="Avenir Next" w:hAnsi="Avenir Next" w:cs="Avenir Next" w:eastAsia="Avenir Next"/>
                 <w:b/>
                 <w:color w:val="1A1A1A"/>
-                <w:sz w:val="20"/>
+                <w:sz w:val="22"/>
                 <w:szCs w:val="20"/>
               </w:rPr>
               <w:t xml:space="preserve">You will use it in Practice Form A, problems 1 and 8.</w:t>
@@ -253,6 +256,7 @@
     </w:tbl>
     <w:p>
       <w:pPr>
+        <w:pStyle w:val="Heading2"/>
         <w:keepNext/>
         <w:pBdr>
           <w:bottom w:val="single" w:sz="8" w:space="3" w:color="003A70"/>
@@ -268,7 +272,7 @@
           <w:b/>
           <w:color w:val="003A70"/>
           <w:spacing w:val="14"/>
-          <w:sz w:val="19"/>
+          <w:sz w:val="22"/>
           <w:szCs w:val="19"/>
         </w:rPr>
         <w:t xml:space="preserve">STEPS TO FOLLOW</w:t>
@@ -287,7 +291,7 @@
           <w:rFonts w:ascii="Avenir Next" w:hAnsi="Avenir Next" w:cs="Avenir Next" w:eastAsia="Avenir Next"/>
           <w:i/>
           <w:color w:val="5A5F66"/>
-          <w:sz w:val="17"/>
+          <w:sz w:val="22"/>
           <w:szCs w:val="17"/>
         </w:rPr>
         <w:t xml:space="preserve">use these same steps on every problem</w:t>
@@ -329,6 +333,7 @@
           </w:tcPr>
           <w:p>
             <w:pPr>
+              <w:pStyle w:val="Heading1"/>
               <w:spacing w:before="0" w:after="0" w:line="240" w:lineRule="auto"/>
               <w:jc w:val="center"/>
             </w:pPr>
@@ -357,7 +362,7 @@
               <w:rPr>
                 <w:rFonts w:ascii="Avenir Next" w:hAnsi="Avenir Next" w:cs="Avenir Next" w:eastAsia="Avenir Next"/>
                 <w:color w:val="1A1A1A"/>
-                <w:sz w:val="21"/>
+                <w:sz w:val="22"/>
                 <w:szCs w:val="21"/>
               </w:rPr>
               <w:t xml:space="preserve">Find the </w:t>
@@ -367,7 +372,7 @@
                 <w:rFonts w:ascii="Avenir Next" w:hAnsi="Avenir Next" w:cs="Avenir Next" w:eastAsia="Avenir Next"/>
                 <w:b/>
                 <w:color w:val="1A1A1A"/>
-                <w:sz w:val="21"/>
+                <w:sz w:val="22"/>
                 <w:szCs w:val="21"/>
               </w:rPr>
               <w:t xml:space="preserve">least</w:t>
@@ -376,7 +381,7 @@
               <w:rPr>
                 <w:rFonts w:ascii="Avenir Next" w:hAnsi="Avenir Next" w:cs="Avenir Next" w:eastAsia="Avenir Next"/>
                 <w:color w:val="1A1A1A"/>
-                <w:sz w:val="21"/>
+                <w:sz w:val="22"/>
                 <w:szCs w:val="21"/>
               </w:rPr>
               <w:t xml:space="preserve"> value. Write it each time it appears.</w:t>
@@ -395,6 +400,7 @@
           </w:tcPr>
           <w:p>
             <w:pPr>
+              <w:pStyle w:val="Heading1"/>
               <w:spacing w:before="0" w:after="0" w:line="240" w:lineRule="auto"/>
               <w:jc w:val="center"/>
             </w:pPr>
@@ -423,7 +429,7 @@
               <w:rPr>
                 <w:rFonts w:ascii="Avenir Next" w:hAnsi="Avenir Next" w:cs="Avenir Next" w:eastAsia="Avenir Next"/>
                 <w:color w:val="1A1A1A"/>
-                <w:sz w:val="21"/>
+                <w:sz w:val="22"/>
                 <w:szCs w:val="21"/>
               </w:rPr>
               <w:t xml:space="preserve">Cross </w:t>
@@ -433,7 +439,7 @@
                 <w:rFonts w:ascii="Avenir Next" w:hAnsi="Avenir Next" w:cs="Avenir Next" w:eastAsia="Avenir Next"/>
                 <w:b/>
                 <w:color w:val="1A1A1A"/>
-                <w:sz w:val="21"/>
+                <w:sz w:val="22"/>
                 <w:szCs w:val="21"/>
               </w:rPr>
               <w:t xml:space="preserve">off</w:t>
@@ -442,7 +448,7 @@
               <w:rPr>
                 <w:rFonts w:ascii="Avenir Next" w:hAnsi="Avenir Next" w:cs="Avenir Next" w:eastAsia="Avenir Next"/>
                 <w:color w:val="1A1A1A"/>
-                <w:sz w:val="21"/>
+                <w:sz w:val="22"/>
                 <w:szCs w:val="21"/>
               </w:rPr>
               <w:t xml:space="preserve"> each value you write.</w:t>
@@ -461,6 +467,7 @@
           </w:tcPr>
           <w:p>
             <w:pPr>
+              <w:pStyle w:val="Heading1"/>
               <w:spacing w:before="0" w:after="0" w:line="240" w:lineRule="auto"/>
               <w:jc w:val="center"/>
             </w:pPr>
@@ -489,7 +496,7 @@
               <w:rPr>
                 <w:rFonts w:ascii="Avenir Next" w:hAnsi="Avenir Next" w:cs="Avenir Next" w:eastAsia="Avenir Next"/>
                 <w:color w:val="1A1A1A"/>
-                <w:sz w:val="21"/>
+                <w:sz w:val="22"/>
                 <w:szCs w:val="21"/>
               </w:rPr>
               <w:t xml:space="preserve">Repeat with the </w:t>
@@ -499,7 +506,7 @@
                 <w:rFonts w:ascii="Avenir Next" w:hAnsi="Avenir Next" w:cs="Avenir Next" w:eastAsia="Avenir Next"/>
                 <w:b/>
                 <w:color w:val="1A1A1A"/>
-                <w:sz w:val="21"/>
+                <w:sz w:val="22"/>
                 <w:szCs w:val="21"/>
               </w:rPr>
               <w:t xml:space="preserve">next</w:t>
@@ -508,7 +515,7 @@
               <w:rPr>
                 <w:rFonts w:ascii="Avenir Next" w:hAnsi="Avenir Next" w:cs="Avenir Next" w:eastAsia="Avenir Next"/>
                 <w:color w:val="1A1A1A"/>
-                <w:sz w:val="21"/>
+                <w:sz w:val="22"/>
                 <w:szCs w:val="21"/>
               </w:rPr>
               <w:t xml:space="preserve"> value until all are crossed off.</w:t>
@@ -519,6 +526,7 @@
     </w:tbl>
     <w:p>
       <w:pPr>
+        <w:pStyle w:val="Heading2"/>
         <w:keepNext/>
         <w:pBdr>
           <w:bottom w:val="single" w:sz="8" w:space="3" w:color="003A70"/>
@@ -534,7 +542,7 @@
           <w:b/>
           <w:color w:val="003A70"/>
           <w:spacing w:val="14"/>
-          <w:sz w:val="19"/>
+          <w:sz w:val="22"/>
           <w:szCs w:val="19"/>
         </w:rPr>
         <w:t xml:space="preserve">WATCH ME</w:t>
@@ -553,7 +561,7 @@
           <w:rFonts w:ascii="Avenir Next" w:hAnsi="Avenir Next" w:cs="Avenir Next" w:eastAsia="Avenir Next"/>
           <w:i/>
           <w:color w:val="5A5F66"/>
-          <w:sz w:val="17"/>
+          <w:sz w:val="22"/>
           <w:szCs w:val="17"/>
         </w:rPr>
         <w:t xml:space="preserve">the steps in action</w:t>
@@ -568,7 +576,7 @@
           <w:rFonts w:ascii="Avenir Next" w:hAnsi="Avenir Next" w:cs="Avenir Next" w:eastAsia="Avenir Next"/>
           <w:b/>
           <w:color w:val="1A1A1A"/>
-          <w:sz w:val="21"/>
+          <w:sz w:val="22"/>
           <w:szCs w:val="21"/>
         </w:rPr>
         <w:t xml:space="preserve">Order 5, 3, 6, 3, 4, 5, 3.</w:t>
@@ -587,25 +595,25 @@
           <w:rFonts w:ascii="Avenir Next" w:hAnsi="Avenir Next" w:cs="Avenir Next" w:eastAsia="Avenir Next"/>
           <w:b/>
           <w:color w:val="003A70"/>
+          <w:sz w:val="22"/>
+          <w:szCs w:val="19"/>
+        </w:rPr>
+        <w:t xml:space="preserve">Step 1</w:t>
+      </w:r>
+      <w:r>
+        <w:rPr>
+          <w:rFonts w:ascii="Avenir Next" w:hAnsi="Avenir Next" w:cs="Avenir Next" w:eastAsia="Avenir Next"/>
+          <w:color w:val="1A1A1A"/>
           <w:sz w:val="19"/>
           <w:szCs w:val="19"/>
         </w:rPr>
-        <w:t xml:space="preserve">Step 1</w:t>
-      </w:r>
-      <w:r>
-        <w:rPr>
-          <w:rFonts w:ascii="Avenir Next" w:hAnsi="Avenir Next" w:cs="Avenir Next" w:eastAsia="Avenir Next"/>
-          <w:color w:val="1A1A1A"/>
-          <w:sz w:val="19"/>
-          <w:szCs w:val="19"/>
-        </w:rPr>
         <w:tab/>
       </w:r>
       <w:r>
         <w:rPr>
           <w:rFonts w:ascii="Avenir Next" w:hAnsi="Avenir Next" w:cs="Avenir Next" w:eastAsia="Avenir Next"/>
           <w:color w:val="1A1A1A"/>
-          <w:sz w:val="21"/>
+          <w:sz w:val="22"/>
           <w:szCs w:val="21"/>
         </w:rPr>
         <w:t xml:space="preserve">The least is 3. It appears 3 times: 3, 3, 3.</w:t>
@@ -624,25 +632,25 @@
           <w:rFonts w:ascii="Avenir Next" w:hAnsi="Avenir Next" w:cs="Avenir Next" w:eastAsia="Avenir Next"/>
           <w:b/>
           <w:color w:val="003A70"/>
+          <w:sz w:val="22"/>
+          <w:szCs w:val="19"/>
+        </w:rPr>
+        <w:t xml:space="preserve">Step 2</w:t>
+      </w:r>
+      <w:r>
+        <w:rPr>
+          <w:rFonts w:ascii="Avenir Next" w:hAnsi="Avenir Next" w:cs="Avenir Next" w:eastAsia="Avenir Next"/>
+          <w:color w:val="1A1A1A"/>
           <w:sz w:val="19"/>
           <w:szCs w:val="19"/>
         </w:rPr>
-        <w:t xml:space="preserve">Step 2</w:t>
-      </w:r>
-      <w:r>
-        <w:rPr>
-          <w:rFonts w:ascii="Avenir Next" w:hAnsi="Avenir Next" w:cs="Avenir Next" w:eastAsia="Avenir Next"/>
-          <w:color w:val="1A1A1A"/>
-          <w:sz w:val="19"/>
-          <w:szCs w:val="19"/>
-        </w:rPr>
         <w:tab/>
       </w:r>
       <w:r>
         <w:rPr>
           <w:rFonts w:ascii="Avenir Next" w:hAnsi="Avenir Next" w:cs="Avenir Next" w:eastAsia="Avenir Next"/>
           <w:color w:val="1A1A1A"/>
-          <w:sz w:val="21"/>
+          <w:sz w:val="22"/>
           <w:szCs w:val="21"/>
         </w:rPr>
         <w:t xml:space="preserve">Cross off the three 3s.</w:t>
@@ -661,25 +669,25 @@
           <w:rFonts w:ascii="Avenir Next" w:hAnsi="Avenir Next" w:cs="Avenir Next" w:eastAsia="Avenir Next"/>
           <w:b/>
           <w:color w:val="003A70"/>
+          <w:sz w:val="22"/>
+          <w:szCs w:val="19"/>
+        </w:rPr>
+        <w:t xml:space="preserve">Step 3</w:t>
+      </w:r>
+      <w:r>
+        <w:rPr>
+          <w:rFonts w:ascii="Avenir Next" w:hAnsi="Avenir Next" w:cs="Avenir Next" w:eastAsia="Avenir Next"/>
+          <w:color w:val="1A1A1A"/>
           <w:sz w:val="19"/>
           <w:szCs w:val="19"/>
         </w:rPr>
-        <w:t xml:space="preserve">Step 3</w:t>
-      </w:r>
-      <w:r>
-        <w:rPr>
-          <w:rFonts w:ascii="Avenir Next" w:hAnsi="Avenir Next" w:cs="Avenir Next" w:eastAsia="Avenir Next"/>
-          <w:color w:val="1A1A1A"/>
-          <w:sz w:val="19"/>
-          <w:szCs w:val="19"/>
-        </w:rPr>
         <w:tab/>
       </w:r>
       <w:r>
         <w:rPr>
           <w:rFonts w:ascii="Avenir Next" w:hAnsi="Avenir Next" w:cs="Avenir Next" w:eastAsia="Avenir Next"/>
           <w:color w:val="1A1A1A"/>
-          <w:sz w:val="21"/>
+          <w:sz w:val="22"/>
           <w:szCs w:val="21"/>
         </w:rPr>
         <w:t xml:space="preserve">Next: 4. Then 5, 5. Then 6. All 7 values are used.</w:t>
@@ -698,18 +706,18 @@
           <w:rFonts w:ascii="Avenir Next" w:hAnsi="Avenir Next" w:cs="Avenir Next" w:eastAsia="Avenir Next"/>
           <w:b/>
           <w:color w:val="1A1A1A"/>
+          <w:sz w:val="22"/>
+          <w:szCs w:val="21"/>
+        </w:rPr>
+        <w:t xml:space="preserve">Answer</w:t>
+      </w:r>
+      <w:r>
+        <w:rPr>
+          <w:rFonts w:ascii="Avenir Next" w:hAnsi="Avenir Next" w:cs="Avenir Next" w:eastAsia="Avenir Next"/>
+          <w:color w:val="1A1A1A"/>
           <w:sz w:val="21"/>
           <w:szCs w:val="21"/>
         </w:rPr>
-        <w:t xml:space="preserve">Answer</w:t>
-      </w:r>
-      <w:r>
-        <w:rPr>
-          <w:rFonts w:ascii="Avenir Next" w:hAnsi="Avenir Next" w:cs="Avenir Next" w:eastAsia="Avenir Next"/>
-          <w:color w:val="1A1A1A"/>
-          <w:sz w:val="21"/>
-          <w:szCs w:val="21"/>
-        </w:rPr>
         <w:tab/>
       </w:r>
       <w:r>
@@ -717,7 +725,7 @@
           <w:rFonts w:ascii="Avenir Next" w:hAnsi="Avenir Next" w:cs="Avenir Next" w:eastAsia="Avenir Next"/>
           <w:b/>
           <w:color w:val="1A1A1A"/>
-          <w:sz w:val="21"/>
+          <w:sz w:val="22"/>
           <w:szCs w:val="21"/>
         </w:rPr>
         <w:t xml:space="preserve">3, 3, 3, 4, 5, 5, 6</w:t>
@@ -725,6 +733,7 @@
     </w:p>
     <w:p>
       <w:pPr>
+        <w:pStyle w:val="Heading2"/>
         <w:keepNext/>
         <w:pBdr>
           <w:bottom w:val="single" w:sz="8" w:space="3" w:color="003A70"/>
@@ -740,7 +749,7 @@
           <w:b/>
           <w:color w:val="003A70"/>
           <w:spacing w:val="14"/>
-          <w:sz w:val="19"/>
+          <w:sz w:val="22"/>
           <w:szCs w:val="19"/>
         </w:rPr>
         <w:t xml:space="preserve">TRY IT WITH HELP</w:t>
@@ -759,7 +768,7 @@
           <w:rFonts w:ascii="Avenir Next" w:hAnsi="Avenir Next" w:cs="Avenir Next" w:eastAsia="Avenir Next"/>
           <w:i/>
           <w:color w:val="5A5F66"/>
-          <w:sz w:val="17"/>
+          <w:sz w:val="22"/>
           <w:szCs w:val="17"/>
         </w:rPr>
         <w:t xml:space="preserve">fill in each step</w:t>
@@ -817,28 +826,47 @@
           <w:rFonts w:ascii="Avenir Next" w:hAnsi="Avenir Next" w:cs="Avenir Next" w:eastAsia="Avenir Next"/>
           <w:b/>
           <w:color w:val="003A70"/>
+          <w:sz w:val="22"/>
+          <w:szCs w:val="18"/>
+        </w:rPr>
+        <w:t xml:space="preserve">Step 1</w:t>
+      </w:r>
+      <w:r>
+        <w:rPr>
+          <w:rFonts w:ascii="Avenir Next" w:hAnsi="Avenir Next" w:cs="Avenir Next" w:eastAsia="Avenir Next"/>
+          <w:color w:val="1A1A1A"/>
           <w:sz w:val="18"/>
           <w:szCs w:val="18"/>
         </w:rPr>
-        <w:t xml:space="preserve">Step 1</w:t>
-      </w:r>
-      <w:r>
-        <w:rPr>
-          <w:rFonts w:ascii="Avenir Next" w:hAnsi="Avenir Next" w:cs="Avenir Next" w:eastAsia="Avenir Next"/>
-          <w:color w:val="1A1A1A"/>
-          <w:sz w:val="18"/>
-          <w:szCs w:val="18"/>
-        </w:rPr>
         <w:tab/>
       </w:r>
       <w:r>
         <w:rPr>
           <w:rFonts w:ascii="Avenir Next" w:hAnsi="Avenir Next" w:cs="Avenir Next" w:eastAsia="Avenir Next"/>
           <w:color w:val="1A1A1A"/>
+          <w:sz w:val="22"/>
+          <w:szCs w:val="21"/>
+        </w:rPr>
+        <w:t xml:space="preserve">The least is </w:t>
+      </w:r>
+      <w:r>
+        <w:rPr>
+          <w:rFonts w:ascii="Avenir Next" w:hAnsi="Avenir Next" w:cs="Avenir Next" w:eastAsia="Avenir Next"/>
+          <w:color w:val="1A1A1A"/>
           <w:sz w:val="21"/>
           <w:szCs w:val="21"/>
-        </w:rPr>
-        <w:t xml:space="preserve">The least is </w:t>
+          <w:u w:val="single"/>
+        </w:rPr>
+        <w:t xml:space="preserve">                </w:t>
+      </w:r>
+      <w:r>
+        <w:rPr>
+          <w:rFonts w:ascii="Avenir Next" w:hAnsi="Avenir Next" w:cs="Avenir Next" w:eastAsia="Avenir Next"/>
+          <w:color w:val="1A1A1A"/>
+          <w:sz w:val="22"/>
+          <w:szCs w:val="21"/>
+        </w:rPr>
+        <w:t xml:space="preserve">. It appears </w:t>
       </w:r>
       <w:r>
         <w:rPr>
@@ -854,26 +882,7 @@
         <w:rPr>
           <w:rFonts w:ascii="Avenir Next" w:hAnsi="Avenir Next" w:cs="Avenir Next" w:eastAsia="Avenir Next"/>
           <w:color w:val="1A1A1A"/>
-          <w:sz w:val="21"/>
-          <w:szCs w:val="21"/>
-        </w:rPr>
-        <w:t xml:space="preserve">. It appears </w:t>
-      </w:r>
-      <w:r>
-        <w:rPr>
-          <w:rFonts w:ascii="Avenir Next" w:hAnsi="Avenir Next" w:cs="Avenir Next" w:eastAsia="Avenir Next"/>
-          <w:color w:val="1A1A1A"/>
-          <w:sz w:val="21"/>
-          <w:szCs w:val="21"/>
-          <w:u w:val="single"/>
-        </w:rPr>
-        <w:t xml:space="preserve">                </w:t>
-      </w:r>
-      <w:r>
-        <w:rPr>
-          <w:rFonts w:ascii="Avenir Next" w:hAnsi="Avenir Next" w:cs="Avenir Next" w:eastAsia="Avenir Next"/>
-          <w:color w:val="1A1A1A"/>
-          <w:sz w:val="21"/>
+          <w:sz w:val="22"/>
           <w:szCs w:val="21"/>
         </w:rPr>
         <w:t xml:space="preserve"> times.</w:t>
@@ -893,35 +902,35 @@
           <w:rFonts w:ascii="Avenir Next" w:hAnsi="Avenir Next" w:cs="Avenir Next" w:eastAsia="Avenir Next"/>
           <w:b/>
           <w:color w:val="003A70"/>
+          <w:sz w:val="22"/>
+          <w:szCs w:val="18"/>
+        </w:rPr>
+        <w:t xml:space="preserve">Step 2</w:t>
+      </w:r>
+      <w:r>
+        <w:rPr>
+          <w:rFonts w:ascii="Avenir Next" w:hAnsi="Avenir Next" w:cs="Avenir Next" w:eastAsia="Avenir Next"/>
+          <w:color w:val="1A1A1A"/>
           <w:sz w:val="18"/>
           <w:szCs w:val="18"/>
         </w:rPr>
-        <w:t xml:space="preserve">Step 2</w:t>
-      </w:r>
-      <w:r>
-        <w:rPr>
-          <w:rFonts w:ascii="Avenir Next" w:hAnsi="Avenir Next" w:cs="Avenir Next" w:eastAsia="Avenir Next"/>
-          <w:color w:val="1A1A1A"/>
-          <w:sz w:val="18"/>
-          <w:szCs w:val="18"/>
-        </w:rPr>
         <w:tab/>
       </w:r>
       <w:r>
         <w:rPr>
           <w:rFonts w:ascii="Avenir Next" w:hAnsi="Avenir Next" w:cs="Avenir Next" w:eastAsia="Avenir Next"/>
           <w:color w:val="1A1A1A"/>
+          <w:sz w:val="22"/>
+          <w:szCs w:val="21"/>
+        </w:rPr>
+        <w:t xml:space="preserve">Cross off the </w:t>
+      </w:r>
+      <w:r>
+        <w:rPr>
+          <w:rFonts w:ascii="Avenir Next" w:hAnsi="Avenir Next" w:cs="Avenir Next" w:eastAsia="Avenir Next"/>
+          <w:color w:val="1A1A1A"/>
           <w:sz w:val="21"/>
           <w:szCs w:val="21"/>
-        </w:rPr>
-        <w:t xml:space="preserve">Cross off the </w:t>
-      </w:r>
-      <w:r>
-        <w:rPr>
-          <w:rFonts w:ascii="Avenir Next" w:hAnsi="Avenir Next" w:cs="Avenir Next" w:eastAsia="Avenir Next"/>
-          <w:color w:val="1A1A1A"/>
-          <w:sz w:val="21"/>
-          <w:szCs w:val="21"/>
           <w:u w:val="single"/>
         </w:rPr>
         <w:t xml:space="preserve">                </w:t>
@@ -930,7 +939,7 @@
         <w:rPr>
           <w:rFonts w:ascii="Avenir Next" w:hAnsi="Avenir Next" w:cs="Avenir Next" w:eastAsia="Avenir Next"/>
           <w:color w:val="1A1A1A"/>
-          <w:sz w:val="21"/>
+          <w:sz w:val="22"/>
           <w:szCs w:val="21"/>
         </w:rPr>
         <w:t xml:space="preserve">s.</w:t>
@@ -950,25 +959,25 @@
           <w:rFonts w:ascii="Avenir Next" w:hAnsi="Avenir Next" w:cs="Avenir Next" w:eastAsia="Avenir Next"/>
           <w:b/>
           <w:color w:val="003A70"/>
+          <w:sz w:val="22"/>
+          <w:szCs w:val="18"/>
+        </w:rPr>
+        <w:t xml:space="preserve">Step 3</w:t>
+      </w:r>
+      <w:r>
+        <w:rPr>
+          <w:rFonts w:ascii="Avenir Next" w:hAnsi="Avenir Next" w:cs="Avenir Next" w:eastAsia="Avenir Next"/>
+          <w:color w:val="1A1A1A"/>
           <w:sz w:val="18"/>
           <w:szCs w:val="18"/>
         </w:rPr>
-        <w:t xml:space="preserve">Step 3</w:t>
-      </w:r>
-      <w:r>
-        <w:rPr>
-          <w:rFonts w:ascii="Avenir Next" w:hAnsi="Avenir Next" w:cs="Avenir Next" w:eastAsia="Avenir Next"/>
-          <w:color w:val="1A1A1A"/>
-          <w:sz w:val="18"/>
-          <w:szCs w:val="18"/>
-        </w:rPr>
         <w:tab/>
       </w:r>
       <w:r>
         <w:rPr>
           <w:rFonts w:ascii="Avenir Next" w:hAnsi="Avenir Next" w:cs="Avenir Next" w:eastAsia="Avenir Next"/>
           <w:color w:val="1A1A1A"/>
-          <w:sz w:val="21"/>
+          <w:sz w:val="22"/>
           <w:szCs w:val="21"/>
         </w:rPr>
         <w:t xml:space="preserve">Next: 2, 3, 4. In order: </w:t>
@@ -1041,28 +1050,47 @@
           <w:rFonts w:ascii="Avenir Next" w:hAnsi="Avenir Next" w:cs="Avenir Next" w:eastAsia="Avenir Next"/>
           <w:b/>
           <w:color w:val="003A70"/>
+          <w:sz w:val="22"/>
+          <w:szCs w:val="18"/>
+        </w:rPr>
+        <w:t xml:space="preserve">Step 1</w:t>
+      </w:r>
+      <w:r>
+        <w:rPr>
+          <w:rFonts w:ascii="Avenir Next" w:hAnsi="Avenir Next" w:cs="Avenir Next" w:eastAsia="Avenir Next"/>
+          <w:color w:val="1A1A1A"/>
           <w:sz w:val="18"/>
           <w:szCs w:val="18"/>
         </w:rPr>
-        <w:t xml:space="preserve">Step 1</w:t>
-      </w:r>
-      <w:r>
-        <w:rPr>
-          <w:rFonts w:ascii="Avenir Next" w:hAnsi="Avenir Next" w:cs="Avenir Next" w:eastAsia="Avenir Next"/>
-          <w:color w:val="1A1A1A"/>
-          <w:sz w:val="18"/>
-          <w:szCs w:val="18"/>
-        </w:rPr>
         <w:tab/>
       </w:r>
       <w:r>
         <w:rPr>
           <w:rFonts w:ascii="Avenir Next" w:hAnsi="Avenir Next" w:cs="Avenir Next" w:eastAsia="Avenir Next"/>
           <w:color w:val="1A1A1A"/>
+          <w:sz w:val="22"/>
+          <w:szCs w:val="21"/>
+        </w:rPr>
+        <w:t xml:space="preserve">The least is </w:t>
+      </w:r>
+      <w:r>
+        <w:rPr>
+          <w:rFonts w:ascii="Avenir Next" w:hAnsi="Avenir Next" w:cs="Avenir Next" w:eastAsia="Avenir Next"/>
+          <w:color w:val="1A1A1A"/>
           <w:sz w:val="21"/>
           <w:szCs w:val="21"/>
-        </w:rPr>
-        <w:t xml:space="preserve">The least is </w:t>
+          <w:u w:val="single"/>
+        </w:rPr>
+        <w:t xml:space="preserve">                </w:t>
+      </w:r>
+      <w:r>
+        <w:rPr>
+          <w:rFonts w:ascii="Avenir Next" w:hAnsi="Avenir Next" w:cs="Avenir Next" w:eastAsia="Avenir Next"/>
+          <w:color w:val="1A1A1A"/>
+          <w:sz w:val="22"/>
+          <w:szCs w:val="21"/>
+        </w:rPr>
+        <w:t xml:space="preserve">. It appears </w:t>
       </w:r>
       <w:r>
         <w:rPr>
@@ -1078,26 +1106,7 @@
         <w:rPr>
           <w:rFonts w:ascii="Avenir Next" w:hAnsi="Avenir Next" w:cs="Avenir Next" w:eastAsia="Avenir Next"/>
           <w:color w:val="1A1A1A"/>
-          <w:sz w:val="21"/>
-          <w:szCs w:val="21"/>
-        </w:rPr>
-        <w:t xml:space="preserve">. It appears </w:t>
-      </w:r>
-      <w:r>
-        <w:rPr>
-          <w:rFonts w:ascii="Avenir Next" w:hAnsi="Avenir Next" w:cs="Avenir Next" w:eastAsia="Avenir Next"/>
-          <w:color w:val="1A1A1A"/>
-          <w:sz w:val="21"/>
-          <w:szCs w:val="21"/>
-          <w:u w:val="single"/>
-        </w:rPr>
-        <w:t xml:space="preserve">                </w:t>
-      </w:r>
-      <w:r>
-        <w:rPr>
-          <w:rFonts w:ascii="Avenir Next" w:hAnsi="Avenir Next" w:cs="Avenir Next" w:eastAsia="Avenir Next"/>
-          <w:color w:val="1A1A1A"/>
-          <w:sz w:val="21"/>
+          <w:sz w:val="22"/>
           <w:szCs w:val="21"/>
         </w:rPr>
         <w:t xml:space="preserve"> times.</w:t>
@@ -1117,35 +1126,35 @@
           <w:rFonts w:ascii="Avenir Next" w:hAnsi="Avenir Next" w:cs="Avenir Next" w:eastAsia="Avenir Next"/>
           <w:b/>
           <w:color w:val="003A70"/>
+          <w:sz w:val="22"/>
+          <w:szCs w:val="18"/>
+        </w:rPr>
+        <w:t xml:space="preserve">Step 2</w:t>
+      </w:r>
+      <w:r>
+        <w:rPr>
+          <w:rFonts w:ascii="Avenir Next" w:hAnsi="Avenir Next" w:cs="Avenir Next" w:eastAsia="Avenir Next"/>
+          <w:color w:val="1A1A1A"/>
           <w:sz w:val="18"/>
           <w:szCs w:val="18"/>
         </w:rPr>
-        <w:t xml:space="preserve">Step 2</w:t>
-      </w:r>
-      <w:r>
-        <w:rPr>
-          <w:rFonts w:ascii="Avenir Next" w:hAnsi="Avenir Next" w:cs="Avenir Next" w:eastAsia="Avenir Next"/>
-          <w:color w:val="1A1A1A"/>
-          <w:sz w:val="18"/>
-          <w:szCs w:val="18"/>
-        </w:rPr>
         <w:tab/>
       </w:r>
       <w:r>
         <w:rPr>
           <w:rFonts w:ascii="Avenir Next" w:hAnsi="Avenir Next" w:cs="Avenir Next" w:eastAsia="Avenir Next"/>
           <w:color w:val="1A1A1A"/>
+          <w:sz w:val="22"/>
+          <w:szCs w:val="21"/>
+        </w:rPr>
+        <w:t xml:space="preserve">Cross off the </w:t>
+      </w:r>
+      <w:r>
+        <w:rPr>
+          <w:rFonts w:ascii="Avenir Next" w:hAnsi="Avenir Next" w:cs="Avenir Next" w:eastAsia="Avenir Next"/>
+          <w:color w:val="1A1A1A"/>
           <w:sz w:val="21"/>
           <w:szCs w:val="21"/>
-        </w:rPr>
-        <w:t xml:space="preserve">Cross off the </w:t>
-      </w:r>
-      <w:r>
-        <w:rPr>
-          <w:rFonts w:ascii="Avenir Next" w:hAnsi="Avenir Next" w:cs="Avenir Next" w:eastAsia="Avenir Next"/>
-          <w:color w:val="1A1A1A"/>
-          <w:sz w:val="21"/>
-          <w:szCs w:val="21"/>
           <w:u w:val="single"/>
         </w:rPr>
         <w:t xml:space="preserve">                </w:t>
@@ -1154,7 +1163,7 @@
         <w:rPr>
           <w:rFonts w:ascii="Avenir Next" w:hAnsi="Avenir Next" w:cs="Avenir Next" w:eastAsia="Avenir Next"/>
           <w:color w:val="1A1A1A"/>
-          <w:sz w:val="21"/>
+          <w:sz w:val="22"/>
           <w:szCs w:val="21"/>
         </w:rPr>
         <w:t xml:space="preserve">s.</w:t>
@@ -1174,35 +1183,35 @@
           <w:rFonts w:ascii="Avenir Next" w:hAnsi="Avenir Next" w:cs="Avenir Next" w:eastAsia="Avenir Next"/>
           <w:b/>
           <w:color w:val="003A70"/>
+          <w:sz w:val="22"/>
+          <w:szCs w:val="18"/>
+        </w:rPr>
+        <w:t xml:space="preserve">Step 3</w:t>
+      </w:r>
+      <w:r>
+        <w:rPr>
+          <w:rFonts w:ascii="Avenir Next" w:hAnsi="Avenir Next" w:cs="Avenir Next" w:eastAsia="Avenir Next"/>
+          <w:color w:val="1A1A1A"/>
           <w:sz w:val="18"/>
           <w:szCs w:val="18"/>
         </w:rPr>
-        <w:t xml:space="preserve">Step 3</w:t>
-      </w:r>
-      <w:r>
-        <w:rPr>
-          <w:rFonts w:ascii="Avenir Next" w:hAnsi="Avenir Next" w:cs="Avenir Next" w:eastAsia="Avenir Next"/>
-          <w:color w:val="1A1A1A"/>
-          <w:sz w:val="18"/>
-          <w:szCs w:val="18"/>
-        </w:rPr>
         <w:tab/>
       </w:r>
       <w:r>
         <w:rPr>
           <w:rFonts w:ascii="Avenir Next" w:hAnsi="Avenir Next" w:cs="Avenir Next" w:eastAsia="Avenir Next"/>
           <w:color w:val="1A1A1A"/>
+          <w:sz w:val="22"/>
+          <w:szCs w:val="21"/>
+        </w:rPr>
+        <w:t xml:space="preserve">Next: 7, 8, 9. In order: </w:t>
+      </w:r>
+      <w:r>
+        <w:rPr>
+          <w:rFonts w:ascii="Avenir Next" w:hAnsi="Avenir Next" w:cs="Avenir Next" w:eastAsia="Avenir Next"/>
+          <w:color w:val="1A1A1A"/>
           <w:sz w:val="21"/>
           <w:szCs w:val="21"/>
-        </w:rPr>
-        <w:t xml:space="preserve">Next: 7, 8, 9. In order: </w:t>
-      </w:r>
-      <w:r>
-        <w:rPr>
-          <w:rFonts w:ascii="Avenir Next" w:hAnsi="Avenir Next" w:cs="Avenir Next" w:eastAsia="Avenir Next"/>
-          <w:color w:val="1A1A1A"/>
-          <w:sz w:val="21"/>
-          <w:szCs w:val="21"/>
           <w:u w:val="single"/>
         </w:rPr>
         <w:t xml:space="preserve">                </w:t>
@@ -1215,6 +1224,7 @@
     </w:p>
     <w:p>
       <w:pPr>
+        <w:pStyle w:val="Heading2"/>
         <w:keepNext/>
         <w:pBdr>
           <w:bottom w:val="single" w:sz="8" w:space="3" w:color="003A70"/>
@@ -1230,7 +1240,7 @@
           <w:b/>
           <w:color w:val="003A70"/>
           <w:spacing w:val="14"/>
-          <w:sz w:val="19"/>
+          <w:sz w:val="22"/>
           <w:szCs w:val="19"/>
         </w:rPr>
         <w:t xml:space="preserve">YOUR TURN</w:t>
@@ -1249,7 +1259,7 @@
           <w:rFonts w:ascii="Avenir Next" w:hAnsi="Avenir Next" w:cs="Avenir Next" w:eastAsia="Avenir Next"/>
           <w:i/>
           <w:color w:val="5A5F66"/>
-          <w:sz w:val="17"/>
+          <w:sz w:val="22"/>
           <w:szCs w:val="17"/>
         </w:rPr>
         <w:t xml:space="preserve">use the steps on your own</w:t>
@@ -1635,7 +1645,7 @@
       <w:pPr>
         <w:pageBreakBefore/>
         <w:keepNext/>
-        <w:spacing w:before="0" w:after="12" w:line="264" w:lineRule="auto"/>
+        <w:spacing w:before="0" w:after="12" w:line="252" w:lineRule="auto"/>
       </w:pPr>
       <w:r>
         <w:rPr>
@@ -1644,7 +1654,7 @@
           <w:caps/>
           <w:color w:val="003A70"/>
           <w:spacing w:val="12"/>
-          <w:sz w:val="19"/>
+          <w:sz w:val="22"/>
           <w:szCs w:val="19"/>
         </w:rPr>
         <w:t xml:space="preserve">Lesson 2-1  ·  Session 2  ·  Prerequisite Practice B  ·  Skill 2 of 2</w:t>
@@ -1652,6 +1662,7 @@
     </w:p>
     <w:p>
       <w:pPr>
+        <w:pStyle w:val="Heading1"/>
         <w:keepNext/>
         <w:spacing w:before="0" w:after="10" w:line="240" w:lineRule="auto"/>
       </w:pPr>
@@ -1671,13 +1682,13 @@
         <w:pBdr>
           <w:bottom w:val="single" w:sz="4" w:space="5" w:color="C9CDD2"/>
         </w:pBdr>
-        <w:spacing w:before="0" w:after="60" w:line="264" w:lineRule="auto"/>
+        <w:spacing w:before="0" w:after="60" w:line="252" w:lineRule="auto"/>
       </w:pPr>
       <w:r>
         <w:rPr>
           <w:rFonts w:ascii="Avenir Next" w:hAnsi="Avenir Next" w:cs="Avenir Next" w:eastAsia="Avenir Next"/>
           <w:color w:val="5A5F66"/>
-          <w:sz w:val="17"/>
+          <w:sz w:val="22"/>
           <w:szCs w:val="17"/>
         </w:rPr>
         <w:t xml:space="preserve">Builds on Grade 3 · 3.MD.B.3</w:t>
@@ -1720,7 +1731,8 @@
           </w:tcPr>
           <w:p>
             <w:pPr>
-              <w:spacing w:before="0" w:after="0" w:line="252" w:lineRule="auto"/>
+              <w:pStyle w:val="Heading2"/>
+              <w:spacing w:before="0" w:after="0" w:line="246" w:lineRule="auto"/>
             </w:pPr>
             <w:r>
               <w:rPr>
@@ -1743,13 +1755,13 @@
           </w:tcPr>
           <w:p>
             <w:pPr>
-              <w:spacing w:before="0" w:after="0" w:line="264" w:lineRule="auto"/>
+              <w:spacing w:before="0" w:after="0" w:line="252" w:lineRule="auto"/>
             </w:pPr>
             <w:r>
               <w:rPr>
                 <w:rFonts w:ascii="Avenir Next" w:hAnsi="Avenir Next" w:cs="Avenir Next" w:eastAsia="Avenir Next"/>
                 <w:color w:val="1A1A1A"/>
-                <w:sz w:val="20"/>
+                <w:sz w:val="22"/>
                 <w:szCs w:val="20"/>
               </w:rPr>
               <w:t xml:space="preserve">Before you stack dots for 1, 3, 2, 3, 4, 3, 2, 5, 3, 2, count how many times each value appears.</w:t>
@@ -1769,7 +1781,8 @@
           </w:tcPr>
           <w:p>
             <w:pPr>
-              <w:spacing w:before="0" w:after="0" w:line="252" w:lineRule="auto"/>
+              <w:pStyle w:val="Heading2"/>
+              <w:spacing w:before="0" w:after="0" w:line="246" w:lineRule="auto"/>
             </w:pPr>
             <w:r>
               <w:rPr>
@@ -1792,13 +1805,13 @@
           </w:tcPr>
           <w:p>
             <w:pPr>
-              <w:spacing w:before="0" w:after="0" w:line="264" w:lineRule="auto"/>
+              <w:spacing w:before="0" w:after="0" w:line="252" w:lineRule="auto"/>
             </w:pPr>
             <w:r>
               <w:rPr>
                 <w:rFonts w:ascii="Avenir Next" w:hAnsi="Avenir Next" w:cs="Avenir Next" w:eastAsia="Avenir Next"/>
                 <w:color w:val="1A1A1A"/>
-                <w:sz w:val="20"/>
+                <w:sz w:val="22"/>
                 <w:szCs w:val="20"/>
               </w:rPr>
               <w:t xml:space="preserve">Make a frequency table: count each value, then check the total.  </w:t>
@@ -1808,7 +1821,7 @@
                 <w:rFonts w:ascii="Avenir Next" w:hAnsi="Avenir Next" w:cs="Avenir Next" w:eastAsia="Avenir Next"/>
                 <w:b/>
                 <w:color w:val="1A1A1A"/>
-                <w:sz w:val="20"/>
+                <w:sz w:val="22"/>
                 <w:szCs w:val="20"/>
               </w:rPr>
               <w:t xml:space="preserve">You will use it in Practice Form A, problems 4 and 8.</w:t>
@@ -1819,6 +1832,7 @@
     </w:tbl>
     <w:p>
       <w:pPr>
+        <w:pStyle w:val="Heading2"/>
         <w:keepNext/>
         <w:pBdr>
           <w:bottom w:val="single" w:sz="8" w:space="3" w:color="003A70"/>
@@ -1834,7 +1848,7 @@
           <w:b/>
           <w:color w:val="003A70"/>
           <w:spacing w:val="14"/>
-          <w:sz w:val="19"/>
+          <w:sz w:val="22"/>
           <w:szCs w:val="19"/>
         </w:rPr>
         <w:t xml:space="preserve">STEPS TO FOLLOW</w:t>
@@ -1853,7 +1867,7 @@
           <w:rFonts w:ascii="Avenir Next" w:hAnsi="Avenir Next" w:cs="Avenir Next" w:eastAsia="Avenir Next"/>
           <w:i/>
           <w:color w:val="5A5F66"/>
-          <w:sz w:val="17"/>
+          <w:sz w:val="22"/>
           <w:szCs w:val="17"/>
         </w:rPr>
         <w:t xml:space="preserve">use these same steps on every problem</w:t>
@@ -1895,6 +1909,7 @@
           </w:tcPr>
           <w:p>
             <w:pPr>
+              <w:pStyle w:val="Heading1"/>
               <w:spacing w:before="0" w:after="0" w:line="240" w:lineRule="auto"/>
               <w:jc w:val="center"/>
             </w:pPr>
@@ -1917,13 +1932,13 @@
           </w:tcPr>
           <w:p>
             <w:pPr>
-              <w:spacing w:before="0" w:after="0" w:line="264" w:lineRule="auto"/>
+              <w:spacing w:before="0" w:after="0" w:line="252" w:lineRule="auto"/>
             </w:pPr>
             <w:r>
               <w:rPr>
                 <w:rFonts w:ascii="Avenir Next" w:hAnsi="Avenir Next" w:cs="Avenir Next" w:eastAsia="Avenir Next"/>
                 <w:color w:val="1A1A1A"/>
-                <w:sz w:val="21"/>
+                <w:sz w:val="22"/>
                 <w:szCs w:val="21"/>
               </w:rPr>
               <w:t xml:space="preserve">List each </w:t>
@@ -1933,7 +1948,7 @@
                 <w:rFonts w:ascii="Avenir Next" w:hAnsi="Avenir Next" w:cs="Avenir Next" w:eastAsia="Avenir Next"/>
                 <w:b/>
                 <w:color w:val="1A1A1A"/>
-                <w:sz w:val="21"/>
+                <w:sz w:val="22"/>
                 <w:szCs w:val="21"/>
               </w:rPr>
               <w:t xml:space="preserve">different</w:t>
@@ -1942,7 +1957,7 @@
               <w:rPr>
                 <w:rFonts w:ascii="Avenir Next" w:hAnsi="Avenir Next" w:cs="Avenir Next" w:eastAsia="Avenir Next"/>
                 <w:color w:val="1A1A1A"/>
-                <w:sz w:val="21"/>
+                <w:sz w:val="22"/>
                 <w:szCs w:val="21"/>
               </w:rPr>
               <w:t xml:space="preserve"> value once.</w:t>
@@ -1961,6 +1976,7 @@
           </w:tcPr>
           <w:p>
             <w:pPr>
+              <w:pStyle w:val="Heading1"/>
               <w:spacing w:before="0" w:after="0" w:line="240" w:lineRule="auto"/>
               <w:jc w:val="center"/>
             </w:pPr>
@@ -1983,14 +1999,14 @@
           </w:tcPr>
           <w:p>
             <w:pPr>
-              <w:spacing w:before="0" w:after="0" w:line="264" w:lineRule="auto"/>
+              <w:spacing w:before="0" w:after="0" w:line="252" w:lineRule="auto"/>
             </w:pPr>
             <w:r>
               <w:rPr>
                 <w:rFonts w:ascii="Avenir Next" w:hAnsi="Avenir Next" w:cs="Avenir Next" w:eastAsia="Avenir Next"/>
                 <w:b/>
                 <w:color w:val="1A1A1A"/>
-                <w:sz w:val="21"/>
+                <w:sz w:val="22"/>
                 <w:szCs w:val="21"/>
               </w:rPr>
               <w:t xml:space="preserve">Tally</w:t>
@@ -1999,7 +2015,7 @@
               <w:rPr>
                 <w:rFonts w:ascii="Avenir Next" w:hAnsi="Avenir Next" w:cs="Avenir Next" w:eastAsia="Avenir Next"/>
                 <w:color w:val="1A1A1A"/>
-                <w:sz w:val="21"/>
+                <w:sz w:val="22"/>
                 <w:szCs w:val="21"/>
               </w:rPr>
               <w:t xml:space="preserve"> each value as you read the list.</w:t>
@@ -2018,6 +2034,7 @@
           </w:tcPr>
           <w:p>
             <w:pPr>
+              <w:pStyle w:val="Heading1"/>
               <w:spacing w:before="0" w:after="0" w:line="240" w:lineRule="auto"/>
               <w:jc w:val="center"/>
             </w:pPr>
@@ -2040,14 +2057,14 @@
           </w:tcPr>
           <w:p>
             <w:pPr>
-              <w:spacing w:before="0" w:after="0" w:line="264" w:lineRule="auto"/>
+              <w:spacing w:before="0" w:after="0" w:line="252" w:lineRule="auto"/>
             </w:pPr>
             <w:r>
               <w:rPr>
                 <w:rFonts w:ascii="Avenir Next" w:hAnsi="Avenir Next" w:cs="Avenir Next" w:eastAsia="Avenir Next"/>
                 <w:b/>
                 <w:color w:val="1A1A1A"/>
-                <w:sz w:val="21"/>
+                <w:sz w:val="22"/>
                 <w:szCs w:val="21"/>
               </w:rPr>
               <w:t xml:space="preserve">Add</w:t>
@@ -2056,7 +2073,7 @@
               <w:rPr>
                 <w:rFonts w:ascii="Avenir Next" w:hAnsi="Avenir Next" w:cs="Avenir Next" w:eastAsia="Avenir Next"/>
                 <w:color w:val="1A1A1A"/>
-                <w:sz w:val="21"/>
+                <w:sz w:val="22"/>
                 <w:szCs w:val="21"/>
               </w:rPr>
               <w:t xml:space="preserve"> the counts. The total must match the list.</w:t>
@@ -2067,6 +2084,7 @@
     </w:tbl>
     <w:p>
       <w:pPr>
+        <w:pStyle w:val="Heading2"/>
         <w:keepNext/>
         <w:pBdr>
           <w:bottom w:val="single" w:sz="8" w:space="3" w:color="003A70"/>
@@ -2082,7 +2100,7 @@
           <w:b/>
           <w:color w:val="003A70"/>
           <w:spacing w:val="14"/>
-          <w:sz w:val="19"/>
+          <w:sz w:val="22"/>
           <w:szCs w:val="19"/>
         </w:rPr>
         <w:t xml:space="preserve">WATCH ME</w:t>
@@ -2101,7 +2119,7 @@
           <w:rFonts w:ascii="Avenir Next" w:hAnsi="Avenir Next" w:cs="Avenir Next" w:eastAsia="Avenir Next"/>
           <w:i/>
           <w:color w:val="5A5F66"/>
-          <w:sz w:val="17"/>
+          <w:sz w:val="22"/>
           <w:szCs w:val="17"/>
         </w:rPr>
         <w:t xml:space="preserve">the steps in action</w:t>
@@ -2109,14 +2127,14 @@
     </w:p>
     <w:p>
       <w:pPr>
-        <w:spacing w:before="0" w:after="40" w:line="264" w:lineRule="auto"/>
+        <w:spacing w:before="0" w:after="40" w:line="252" w:lineRule="auto"/>
       </w:pPr>
       <w:r>
         <w:rPr>
           <w:rFonts w:ascii="Avenir Next" w:hAnsi="Avenir Next" w:cs="Avenir Next" w:eastAsia="Avenir Next"/>
           <w:b/>
           <w:color w:val="1A1A1A"/>
-          <w:sz w:val="21"/>
+          <w:sz w:val="22"/>
           <w:szCs w:val="21"/>
         </w:rPr>
         <w:t xml:space="preserve">Make a frequency table for 3, 1, 2, 3, 3, 2.</w:t>
@@ -2127,7 +2145,7 @@
         <w:tabs>
           <w:tab w:val="left" w:pos="950"/>
         </w:tabs>
-        <w:spacing w:before="0" w:after="24" w:line="256" w:lineRule="auto"/>
+        <w:spacing w:before="0" w:after="24" w:line="248" w:lineRule="auto"/>
         <w:ind w:left="950" w:hanging="950"/>
       </w:pPr>
       <w:r>
@@ -2135,25 +2153,25 @@
           <w:rFonts w:ascii="Avenir Next" w:hAnsi="Avenir Next" w:cs="Avenir Next" w:eastAsia="Avenir Next"/>
           <w:b/>
           <w:color w:val="003A70"/>
+          <w:sz w:val="22"/>
+          <w:szCs w:val="19"/>
+        </w:rPr>
+        <w:t xml:space="preserve">Step 1</w:t>
+      </w:r>
+      <w:r>
+        <w:rPr>
+          <w:rFonts w:ascii="Avenir Next" w:hAnsi="Avenir Next" w:cs="Avenir Next" w:eastAsia="Avenir Next"/>
+          <w:color w:val="1A1A1A"/>
           <w:sz w:val="19"/>
           <w:szCs w:val="19"/>
         </w:rPr>
-        <w:t xml:space="preserve">Step 1</w:t>
-      </w:r>
-      <w:r>
-        <w:rPr>
-          <w:rFonts w:ascii="Avenir Next" w:hAnsi="Avenir Next" w:cs="Avenir Next" w:eastAsia="Avenir Next"/>
-          <w:color w:val="1A1A1A"/>
-          <w:sz w:val="19"/>
-          <w:szCs w:val="19"/>
-        </w:rPr>
         <w:tab/>
       </w:r>
       <w:r>
         <w:rPr>
           <w:rFonts w:ascii="Avenir Next" w:hAnsi="Avenir Next" w:cs="Avenir Next" w:eastAsia="Avenir Next"/>
           <w:color w:val="1A1A1A"/>
-          <w:sz w:val="21"/>
+          <w:sz w:val="22"/>
           <w:szCs w:val="21"/>
         </w:rPr>
         <w:t xml:space="preserve">The values are 1, 2, and 3.</w:t>
@@ -2164,7 +2182,7 @@
         <w:tabs>
           <w:tab w:val="left" w:pos="950"/>
         </w:tabs>
-        <w:spacing w:before="0" w:after="24" w:line="256" w:lineRule="auto"/>
+        <w:spacing w:before="0" w:after="24" w:line="248" w:lineRule="auto"/>
         <w:ind w:left="950" w:hanging="950"/>
       </w:pPr>
       <w:r>
@@ -2172,25 +2190,25 @@
           <w:rFonts w:ascii="Avenir Next" w:hAnsi="Avenir Next" w:cs="Avenir Next" w:eastAsia="Avenir Next"/>
           <w:b/>
           <w:color w:val="003A70"/>
+          <w:sz w:val="22"/>
+          <w:szCs w:val="19"/>
+        </w:rPr>
+        <w:t xml:space="preserve">Step 2</w:t>
+      </w:r>
+      <w:r>
+        <w:rPr>
+          <w:rFonts w:ascii="Avenir Next" w:hAnsi="Avenir Next" w:cs="Avenir Next" w:eastAsia="Avenir Next"/>
+          <w:color w:val="1A1A1A"/>
           <w:sz w:val="19"/>
           <w:szCs w:val="19"/>
         </w:rPr>
-        <w:t xml:space="preserve">Step 2</w:t>
-      </w:r>
-      <w:r>
-        <w:rPr>
-          <w:rFonts w:ascii="Avenir Next" w:hAnsi="Avenir Next" w:cs="Avenir Next" w:eastAsia="Avenir Next"/>
-          <w:color w:val="1A1A1A"/>
-          <w:sz w:val="19"/>
-          <w:szCs w:val="19"/>
-        </w:rPr>
         <w:tab/>
       </w:r>
       <w:r>
         <w:rPr>
           <w:rFonts w:ascii="Avenir Next" w:hAnsi="Avenir Next" w:cs="Avenir Next" w:eastAsia="Avenir Next"/>
           <w:color w:val="1A1A1A"/>
-          <w:sz w:val="21"/>
+          <w:sz w:val="22"/>
           <w:szCs w:val="21"/>
         </w:rPr>
         <w:t xml:space="preserve">1 appears 1 time. 2 appears 2 times. 3 appears 3 times.</w:t>
@@ -2201,7 +2219,7 @@
         <w:tabs>
           <w:tab w:val="left" w:pos="950"/>
         </w:tabs>
-        <w:spacing w:before="0" w:after="24" w:line="256" w:lineRule="auto"/>
+        <w:spacing w:before="0" w:after="24" w:line="248" w:lineRule="auto"/>
         <w:ind w:left="950" w:hanging="950"/>
       </w:pPr>
       <w:r>
@@ -2209,25 +2227,25 @@
           <w:rFonts w:ascii="Avenir Next" w:hAnsi="Avenir Next" w:cs="Avenir Next" w:eastAsia="Avenir Next"/>
           <w:b/>
           <w:color w:val="003A70"/>
+          <w:sz w:val="22"/>
+          <w:szCs w:val="19"/>
+        </w:rPr>
+        <w:t xml:space="preserve">Step 3</w:t>
+      </w:r>
+      <w:r>
+        <w:rPr>
+          <w:rFonts w:ascii="Avenir Next" w:hAnsi="Avenir Next" w:cs="Avenir Next" w:eastAsia="Avenir Next"/>
+          <w:color w:val="1A1A1A"/>
           <w:sz w:val="19"/>
           <w:szCs w:val="19"/>
         </w:rPr>
-        <w:t xml:space="preserve">Step 3</w:t>
-      </w:r>
-      <w:r>
-        <w:rPr>
-          <w:rFonts w:ascii="Avenir Next" w:hAnsi="Avenir Next" w:cs="Avenir Next" w:eastAsia="Avenir Next"/>
-          <w:color w:val="1A1A1A"/>
-          <w:sz w:val="19"/>
-          <w:szCs w:val="19"/>
-        </w:rPr>
         <w:tab/>
       </w:r>
       <w:r>
         <w:rPr>
           <w:rFonts w:ascii="Avenir Next" w:hAnsi="Avenir Next" w:cs="Avenir Next" w:eastAsia="Avenir Next"/>
           <w:color w:val="1A1A1A"/>
-          <w:sz w:val="21"/>
+          <w:sz w:val="22"/>
           <w:szCs w:val="21"/>
         </w:rPr>
         <w:t xml:space="preserve">1 + 2 + 3 = 6. The list has 6 values.</w:t>
@@ -2238,7 +2256,7 @@
         <w:tabs>
           <w:tab w:val="left" w:pos="950"/>
         </w:tabs>
-        <w:spacing w:before="20" w:after="0" w:line="256" w:lineRule="auto"/>
+        <w:spacing w:before="20" w:after="0" w:line="248" w:lineRule="auto"/>
         <w:ind w:left="950" w:hanging="950"/>
       </w:pPr>
       <w:r>
@@ -2246,18 +2264,18 @@
           <w:rFonts w:ascii="Avenir Next" w:hAnsi="Avenir Next" w:cs="Avenir Next" w:eastAsia="Avenir Next"/>
           <w:b/>
           <w:color w:val="1A1A1A"/>
+          <w:sz w:val="22"/>
+          <w:szCs w:val="21"/>
+        </w:rPr>
+        <w:t xml:space="preserve">Answer</w:t>
+      </w:r>
+      <w:r>
+        <w:rPr>
+          <w:rFonts w:ascii="Avenir Next" w:hAnsi="Avenir Next" w:cs="Avenir Next" w:eastAsia="Avenir Next"/>
+          <w:color w:val="1A1A1A"/>
           <w:sz w:val="21"/>
           <w:szCs w:val="21"/>
         </w:rPr>
-        <w:t xml:space="preserve">Answer</w:t>
-      </w:r>
-      <w:r>
-        <w:rPr>
-          <w:rFonts w:ascii="Avenir Next" w:hAnsi="Avenir Next" w:cs="Avenir Next" w:eastAsia="Avenir Next"/>
-          <w:color w:val="1A1A1A"/>
-          <w:sz w:val="21"/>
-          <w:szCs w:val="21"/>
-        </w:rPr>
         <w:tab/>
       </w:r>
       <w:r>
@@ -2265,7 +2283,7 @@
           <w:rFonts w:ascii="Avenir Next" w:hAnsi="Avenir Next" w:cs="Avenir Next" w:eastAsia="Avenir Next"/>
           <w:b/>
           <w:color w:val="1A1A1A"/>
-          <w:sz w:val="21"/>
+          <w:sz w:val="22"/>
           <w:szCs w:val="21"/>
         </w:rPr>
         <w:t xml:space="preserve">1: 1 time   2: 2 times   3: 3 times</w:t>
@@ -2273,6 +2291,7 @@
     </w:p>
     <w:p>
       <w:pPr>
+        <w:pStyle w:val="Heading2"/>
         <w:keepNext/>
         <w:pBdr>
           <w:bottom w:val="single" w:sz="8" w:space="3" w:color="003A70"/>
@@ -2288,7 +2307,7 @@
           <w:b/>
           <w:color w:val="003A70"/>
           <w:spacing w:val="14"/>
-          <w:sz w:val="19"/>
+          <w:sz w:val="22"/>
           <w:szCs w:val="19"/>
         </w:rPr>
         <w:t xml:space="preserve">TRY IT WITH HELP</w:t>
@@ -2307,7 +2326,7 @@
           <w:rFonts w:ascii="Avenir Next" w:hAnsi="Avenir Next" w:cs="Avenir Next" w:eastAsia="Avenir Next"/>
           <w:i/>
           <w:color w:val="5A5F66"/>
-          <w:sz w:val="17"/>
+          <w:sz w:val="22"/>
           <w:szCs w:val="17"/>
         </w:rPr>
         <w:t xml:space="preserve">fill in each step</w:t>
@@ -2319,7 +2338,7 @@
         <w:tabs>
           <w:tab w:val="left" w:pos="432"/>
         </w:tabs>
-        <w:spacing w:before="90" w:after="40" w:line="268" w:lineRule="auto"/>
+        <w:spacing w:before="90" w:after="40" w:line="254" w:lineRule="auto"/>
         <w:ind w:left="432" w:hanging="432"/>
       </w:pPr>
       <w:r>
@@ -2357,7 +2376,7 @@
         <w:tabs>
           <w:tab w:val="left" w:pos="1300"/>
         </w:tabs>
-        <w:spacing w:before="0" w:after="24" w:line="272" w:lineRule="auto"/>
+        <w:spacing w:before="0" w:after="24" w:line="256" w:lineRule="auto"/>
         <w:ind w:left="1300" w:hanging="868"/>
       </w:pPr>
       <w:r>
@@ -2365,35 +2384,35 @@
           <w:rFonts w:ascii="Avenir Next" w:hAnsi="Avenir Next" w:cs="Avenir Next" w:eastAsia="Avenir Next"/>
           <w:b/>
           <w:color w:val="003A70"/>
+          <w:sz w:val="22"/>
+          <w:szCs w:val="18"/>
+        </w:rPr>
+        <w:t xml:space="preserve">Step 1</w:t>
+      </w:r>
+      <w:r>
+        <w:rPr>
+          <w:rFonts w:ascii="Avenir Next" w:hAnsi="Avenir Next" w:cs="Avenir Next" w:eastAsia="Avenir Next"/>
+          <w:color w:val="1A1A1A"/>
           <w:sz w:val="18"/>
           <w:szCs w:val="18"/>
         </w:rPr>
-        <w:t xml:space="preserve">Step 1</w:t>
-      </w:r>
-      <w:r>
-        <w:rPr>
-          <w:rFonts w:ascii="Avenir Next" w:hAnsi="Avenir Next" w:cs="Avenir Next" w:eastAsia="Avenir Next"/>
-          <w:color w:val="1A1A1A"/>
-          <w:sz w:val="18"/>
-          <w:szCs w:val="18"/>
-        </w:rPr>
         <w:tab/>
       </w:r>
       <w:r>
         <w:rPr>
           <w:rFonts w:ascii="Avenir Next" w:hAnsi="Avenir Next" w:cs="Avenir Next" w:eastAsia="Avenir Next"/>
           <w:color w:val="1A1A1A"/>
+          <w:sz w:val="22"/>
+          <w:szCs w:val="21"/>
+        </w:rPr>
+        <w:t xml:space="preserve">The values are </w:t>
+      </w:r>
+      <w:r>
+        <w:rPr>
+          <w:rFonts w:ascii="Avenir Next" w:hAnsi="Avenir Next" w:cs="Avenir Next" w:eastAsia="Avenir Next"/>
+          <w:color w:val="1A1A1A"/>
           <w:sz w:val="21"/>
           <w:szCs w:val="21"/>
-        </w:rPr>
-        <w:t xml:space="preserve">The values are </w:t>
-      </w:r>
-      <w:r>
-        <w:rPr>
-          <w:rFonts w:ascii="Avenir Next" w:hAnsi="Avenir Next" w:cs="Avenir Next" w:eastAsia="Avenir Next"/>
-          <w:color w:val="1A1A1A"/>
-          <w:sz w:val="21"/>
-          <w:szCs w:val="21"/>
           <w:u w:val="single"/>
         </w:rPr>
         <w:t xml:space="preserve">                </w:t>
@@ -2402,7 +2421,7 @@
         <w:rPr>
           <w:rFonts w:ascii="Avenir Next" w:hAnsi="Avenir Next" w:cs="Avenir Next" w:eastAsia="Avenir Next"/>
           <w:color w:val="1A1A1A"/>
-          <w:sz w:val="21"/>
+          <w:sz w:val="22"/>
           <w:szCs w:val="21"/>
         </w:rPr>
         <w:t xml:space="preserve">.</w:t>
@@ -2414,7 +2433,7 @@
         <w:tabs>
           <w:tab w:val="left" w:pos="1300"/>
         </w:tabs>
-        <w:spacing w:before="0" w:after="24" w:line="272" w:lineRule="auto"/>
+        <w:spacing w:before="0" w:after="24" w:line="256" w:lineRule="auto"/>
         <w:ind w:left="1300" w:hanging="868"/>
       </w:pPr>
       <w:r>
@@ -2422,28 +2441,47 @@
           <w:rFonts w:ascii="Avenir Next" w:hAnsi="Avenir Next" w:cs="Avenir Next" w:eastAsia="Avenir Next"/>
           <w:b/>
           <w:color w:val="003A70"/>
+          <w:sz w:val="22"/>
+          <w:szCs w:val="18"/>
+        </w:rPr>
+        <w:t xml:space="preserve">Step 2</w:t>
+      </w:r>
+      <w:r>
+        <w:rPr>
+          <w:rFonts w:ascii="Avenir Next" w:hAnsi="Avenir Next" w:cs="Avenir Next" w:eastAsia="Avenir Next"/>
+          <w:color w:val="1A1A1A"/>
           <w:sz w:val="18"/>
           <w:szCs w:val="18"/>
         </w:rPr>
-        <w:t xml:space="preserve">Step 2</w:t>
-      </w:r>
-      <w:r>
-        <w:rPr>
-          <w:rFonts w:ascii="Avenir Next" w:hAnsi="Avenir Next" w:cs="Avenir Next" w:eastAsia="Avenir Next"/>
-          <w:color w:val="1A1A1A"/>
-          <w:sz w:val="18"/>
-          <w:szCs w:val="18"/>
-        </w:rPr>
         <w:tab/>
       </w:r>
       <w:r>
         <w:rPr>
           <w:rFonts w:ascii="Avenir Next" w:hAnsi="Avenir Next" w:cs="Avenir Next" w:eastAsia="Avenir Next"/>
           <w:color w:val="1A1A1A"/>
+          <w:sz w:val="22"/>
+          <w:szCs w:val="21"/>
+        </w:rPr>
+        <w:t xml:space="preserve">4: </w:t>
+      </w:r>
+      <w:r>
+        <w:rPr>
+          <w:rFonts w:ascii="Avenir Next" w:hAnsi="Avenir Next" w:cs="Avenir Next" w:eastAsia="Avenir Next"/>
+          <w:color w:val="1A1A1A"/>
           <w:sz w:val="21"/>
           <w:szCs w:val="21"/>
-        </w:rPr>
-        <w:t xml:space="preserve">4: </w:t>
+          <w:u w:val="single"/>
+        </w:rPr>
+        <w:t xml:space="preserve">                </w:t>
+      </w:r>
+      <w:r>
+        <w:rPr>
+          <w:rFonts w:ascii="Avenir Next" w:hAnsi="Avenir Next" w:cs="Avenir Next" w:eastAsia="Avenir Next"/>
+          <w:color w:val="1A1A1A"/>
+          <w:sz w:val="22"/>
+          <w:szCs w:val="21"/>
+        </w:rPr>
+        <w:t xml:space="preserve"> times. 5: </w:t>
       </w:r>
       <w:r>
         <w:rPr>
@@ -2459,17 +2497,17 @@
         <w:rPr>
           <w:rFonts w:ascii="Avenir Next" w:hAnsi="Avenir Next" w:cs="Avenir Next" w:eastAsia="Avenir Next"/>
           <w:color w:val="1A1A1A"/>
+          <w:sz w:val="22"/>
+          <w:szCs w:val="21"/>
+        </w:rPr>
+        <w:t xml:space="preserve"> time. 6: </w:t>
+      </w:r>
+      <w:r>
+        <w:rPr>
+          <w:rFonts w:ascii="Avenir Next" w:hAnsi="Avenir Next" w:cs="Avenir Next" w:eastAsia="Avenir Next"/>
+          <w:color w:val="1A1A1A"/>
           <w:sz w:val="21"/>
           <w:szCs w:val="21"/>
-        </w:rPr>
-        <w:t xml:space="preserve"> times. 5: </w:t>
-      </w:r>
-      <w:r>
-        <w:rPr>
-          <w:rFonts w:ascii="Avenir Next" w:hAnsi="Avenir Next" w:cs="Avenir Next" w:eastAsia="Avenir Next"/>
-          <w:color w:val="1A1A1A"/>
-          <w:sz w:val="21"/>
-          <w:szCs w:val="21"/>
           <w:u w:val="single"/>
         </w:rPr>
         <w:t xml:space="preserve">                </w:t>
@@ -2478,26 +2516,7 @@
         <w:rPr>
           <w:rFonts w:ascii="Avenir Next" w:hAnsi="Avenir Next" w:cs="Avenir Next" w:eastAsia="Avenir Next"/>
           <w:color w:val="1A1A1A"/>
-          <w:sz w:val="21"/>
-          <w:szCs w:val="21"/>
-        </w:rPr>
-        <w:t xml:space="preserve"> time. 6: </w:t>
-      </w:r>
-      <w:r>
-        <w:rPr>
-          <w:rFonts w:ascii="Avenir Next" w:hAnsi="Avenir Next" w:cs="Avenir Next" w:eastAsia="Avenir Next"/>
-          <w:color w:val="1A1A1A"/>
-          <w:sz w:val="21"/>
-          <w:szCs w:val="21"/>
-          <w:u w:val="single"/>
-        </w:rPr>
-        <w:t xml:space="preserve">                </w:t>
-      </w:r>
-      <w:r>
-        <w:rPr>
-          <w:rFonts w:ascii="Avenir Next" w:hAnsi="Avenir Next" w:cs="Avenir Next" w:eastAsia="Avenir Next"/>
-          <w:color w:val="1A1A1A"/>
-          <w:sz w:val="21"/>
+          <w:sz w:val="22"/>
           <w:szCs w:val="21"/>
         </w:rPr>
         <w:t xml:space="preserve"> times.</w:t>
@@ -2509,7 +2528,7 @@
         <w:tabs>
           <w:tab w:val="left" w:pos="1300"/>
         </w:tabs>
-        <w:spacing w:before="0" w:after="24" w:line="272" w:lineRule="auto"/>
+        <w:spacing w:before="0" w:after="24" w:line="256" w:lineRule="auto"/>
         <w:ind w:left="1300" w:hanging="868"/>
       </w:pPr>
       <w:r>
@@ -2517,35 +2536,35 @@
           <w:rFonts w:ascii="Avenir Next" w:hAnsi="Avenir Next" w:cs="Avenir Next" w:eastAsia="Avenir Next"/>
           <w:b/>
           <w:color w:val="003A70"/>
+          <w:sz w:val="22"/>
+          <w:szCs w:val="18"/>
+        </w:rPr>
+        <w:t xml:space="preserve">Step 3</w:t>
+      </w:r>
+      <w:r>
+        <w:rPr>
+          <w:rFonts w:ascii="Avenir Next" w:hAnsi="Avenir Next" w:cs="Avenir Next" w:eastAsia="Avenir Next"/>
+          <w:color w:val="1A1A1A"/>
           <w:sz w:val="18"/>
           <w:szCs w:val="18"/>
         </w:rPr>
-        <w:t xml:space="preserve">Step 3</w:t>
-      </w:r>
-      <w:r>
-        <w:rPr>
-          <w:rFonts w:ascii="Avenir Next" w:hAnsi="Avenir Next" w:cs="Avenir Next" w:eastAsia="Avenir Next"/>
-          <w:color w:val="1A1A1A"/>
-          <w:sz w:val="18"/>
-          <w:szCs w:val="18"/>
-        </w:rPr>
         <w:tab/>
       </w:r>
       <w:r>
         <w:rPr>
           <w:rFonts w:ascii="Avenir Next" w:hAnsi="Avenir Next" w:cs="Avenir Next" w:eastAsia="Avenir Next"/>
           <w:color w:val="1A1A1A"/>
+          <w:sz w:val="22"/>
+          <w:szCs w:val="21"/>
+        </w:rPr>
+        <w:t xml:space="preserve">Total: </w:t>
+      </w:r>
+      <w:r>
+        <w:rPr>
+          <w:rFonts w:ascii="Avenir Next" w:hAnsi="Avenir Next" w:cs="Avenir Next" w:eastAsia="Avenir Next"/>
+          <w:color w:val="1A1A1A"/>
           <w:sz w:val="21"/>
           <w:szCs w:val="21"/>
-        </w:rPr>
-        <w:t xml:space="preserve">Total: </w:t>
-      </w:r>
-      <w:r>
-        <w:rPr>
-          <w:rFonts w:ascii="Avenir Next" w:hAnsi="Avenir Next" w:cs="Avenir Next" w:eastAsia="Avenir Next"/>
-          <w:color w:val="1A1A1A"/>
-          <w:sz w:val="21"/>
-          <w:szCs w:val="21"/>
           <w:u w:val="single"/>
         </w:rPr>
         <w:t xml:space="preserve">                </w:t>
@@ -2554,7 +2573,7 @@
         <w:rPr>
           <w:rFonts w:ascii="Avenir Next" w:hAnsi="Avenir Next" w:cs="Avenir Next" w:eastAsia="Avenir Next"/>
           <w:color w:val="1A1A1A"/>
-          <w:sz w:val="21"/>
+          <w:sz w:val="22"/>
           <w:szCs w:val="21"/>
         </w:rPr>
         <w:t xml:space="preserve"> values.</w:t>
@@ -2571,7 +2590,7 @@
         <w:tabs>
           <w:tab w:val="left" w:pos="432"/>
         </w:tabs>
-        <w:spacing w:before="90" w:after="40" w:line="268" w:lineRule="auto"/>
+        <w:spacing w:before="90" w:after="40" w:line="254" w:lineRule="auto"/>
         <w:ind w:left="432" w:hanging="432"/>
       </w:pPr>
       <w:r>
@@ -2609,7 +2628,7 @@
         <w:tabs>
           <w:tab w:val="left" w:pos="1300"/>
         </w:tabs>
-        <w:spacing w:before="0" w:after="24" w:line="272" w:lineRule="auto"/>
+        <w:spacing w:before="0" w:after="24" w:line="256" w:lineRule="auto"/>
         <w:ind w:left="1300" w:hanging="868"/>
       </w:pPr>
       <w:r>
@@ -2617,35 +2636,35 @@
           <w:rFonts w:ascii="Avenir Next" w:hAnsi="Avenir Next" w:cs="Avenir Next" w:eastAsia="Avenir Next"/>
           <w:b/>
           <w:color w:val="003A70"/>
+          <w:sz w:val="22"/>
+          <w:szCs w:val="18"/>
+        </w:rPr>
+        <w:t xml:space="preserve">Step 1</w:t>
+      </w:r>
+      <w:r>
+        <w:rPr>
+          <w:rFonts w:ascii="Avenir Next" w:hAnsi="Avenir Next" w:cs="Avenir Next" w:eastAsia="Avenir Next"/>
+          <w:color w:val="1A1A1A"/>
           <w:sz w:val="18"/>
           <w:szCs w:val="18"/>
         </w:rPr>
-        <w:t xml:space="preserve">Step 1</w:t>
-      </w:r>
-      <w:r>
-        <w:rPr>
-          <w:rFonts w:ascii="Avenir Next" w:hAnsi="Avenir Next" w:cs="Avenir Next" w:eastAsia="Avenir Next"/>
-          <w:color w:val="1A1A1A"/>
-          <w:sz w:val="18"/>
-          <w:szCs w:val="18"/>
-        </w:rPr>
         <w:tab/>
       </w:r>
       <w:r>
         <w:rPr>
           <w:rFonts w:ascii="Avenir Next" w:hAnsi="Avenir Next" w:cs="Avenir Next" w:eastAsia="Avenir Next"/>
           <w:color w:val="1A1A1A"/>
+          <w:sz w:val="22"/>
+          <w:szCs w:val="21"/>
+        </w:rPr>
+        <w:t xml:space="preserve">The values are </w:t>
+      </w:r>
+      <w:r>
+        <w:rPr>
+          <w:rFonts w:ascii="Avenir Next" w:hAnsi="Avenir Next" w:cs="Avenir Next" w:eastAsia="Avenir Next"/>
+          <w:color w:val="1A1A1A"/>
           <w:sz w:val="21"/>
           <w:szCs w:val="21"/>
-        </w:rPr>
-        <w:t xml:space="preserve">The values are </w:t>
-      </w:r>
-      <w:r>
-        <w:rPr>
-          <w:rFonts w:ascii="Avenir Next" w:hAnsi="Avenir Next" w:cs="Avenir Next" w:eastAsia="Avenir Next"/>
-          <w:color w:val="1A1A1A"/>
-          <w:sz w:val="21"/>
-          <w:szCs w:val="21"/>
           <w:u w:val="single"/>
         </w:rPr>
         <w:t xml:space="preserve">                </w:t>
@@ -2654,7 +2673,7 @@
         <w:rPr>
           <w:rFonts w:ascii="Avenir Next" w:hAnsi="Avenir Next" w:cs="Avenir Next" w:eastAsia="Avenir Next"/>
           <w:color w:val="1A1A1A"/>
-          <w:sz w:val="21"/>
+          <w:sz w:val="22"/>
           <w:szCs w:val="21"/>
         </w:rPr>
         <w:t xml:space="preserve">.</w:t>
@@ -2666,7 +2685,7 @@
         <w:tabs>
           <w:tab w:val="left" w:pos="1300"/>
         </w:tabs>
-        <w:spacing w:before="0" w:after="24" w:line="272" w:lineRule="auto"/>
+        <w:spacing w:before="0" w:after="24" w:line="256" w:lineRule="auto"/>
         <w:ind w:left="1300" w:hanging="868"/>
       </w:pPr>
       <w:r>
@@ -2674,28 +2693,47 @@
           <w:rFonts w:ascii="Avenir Next" w:hAnsi="Avenir Next" w:cs="Avenir Next" w:eastAsia="Avenir Next"/>
           <w:b/>
           <w:color w:val="003A70"/>
+          <w:sz w:val="22"/>
+          <w:szCs w:val="18"/>
+        </w:rPr>
+        <w:t xml:space="preserve">Step 2</w:t>
+      </w:r>
+      <w:r>
+        <w:rPr>
+          <w:rFonts w:ascii="Avenir Next" w:hAnsi="Avenir Next" w:cs="Avenir Next" w:eastAsia="Avenir Next"/>
+          <w:color w:val="1A1A1A"/>
           <w:sz w:val="18"/>
           <w:szCs w:val="18"/>
         </w:rPr>
-        <w:t xml:space="preserve">Step 2</w:t>
-      </w:r>
-      <w:r>
-        <w:rPr>
-          <w:rFonts w:ascii="Avenir Next" w:hAnsi="Avenir Next" w:cs="Avenir Next" w:eastAsia="Avenir Next"/>
-          <w:color w:val="1A1A1A"/>
-          <w:sz w:val="18"/>
-          <w:szCs w:val="18"/>
-        </w:rPr>
         <w:tab/>
       </w:r>
       <w:r>
         <w:rPr>
           <w:rFonts w:ascii="Avenir Next" w:hAnsi="Avenir Next" w:cs="Avenir Next" w:eastAsia="Avenir Next"/>
           <w:color w:val="1A1A1A"/>
+          <w:sz w:val="22"/>
+          <w:szCs w:val="21"/>
+        </w:rPr>
+        <w:t xml:space="preserve">1: </w:t>
+      </w:r>
+      <w:r>
+        <w:rPr>
+          <w:rFonts w:ascii="Avenir Next" w:hAnsi="Avenir Next" w:cs="Avenir Next" w:eastAsia="Avenir Next"/>
+          <w:color w:val="1A1A1A"/>
           <w:sz w:val="21"/>
           <w:szCs w:val="21"/>
-        </w:rPr>
-        <w:t xml:space="preserve">1: </w:t>
+          <w:u w:val="single"/>
+        </w:rPr>
+        <w:t xml:space="preserve">                </w:t>
+      </w:r>
+      <w:r>
+        <w:rPr>
+          <w:rFonts w:ascii="Avenir Next" w:hAnsi="Avenir Next" w:cs="Avenir Next" w:eastAsia="Avenir Next"/>
+          <w:color w:val="1A1A1A"/>
+          <w:sz w:val="22"/>
+          <w:szCs w:val="21"/>
+        </w:rPr>
+        <w:t xml:space="preserve"> times. 2: </w:t>
       </w:r>
       <w:r>
         <w:rPr>
@@ -2711,17 +2749,17 @@
         <w:rPr>
           <w:rFonts w:ascii="Avenir Next" w:hAnsi="Avenir Next" w:cs="Avenir Next" w:eastAsia="Avenir Next"/>
           <w:color w:val="1A1A1A"/>
+          <w:sz w:val="22"/>
+          <w:szCs w:val="21"/>
+        </w:rPr>
+        <w:t xml:space="preserve"> times. 3: </w:t>
+      </w:r>
+      <w:r>
+        <w:rPr>
+          <w:rFonts w:ascii="Avenir Next" w:hAnsi="Avenir Next" w:cs="Avenir Next" w:eastAsia="Avenir Next"/>
+          <w:color w:val="1A1A1A"/>
           <w:sz w:val="21"/>
           <w:szCs w:val="21"/>
-        </w:rPr>
-        <w:t xml:space="preserve"> times. 2: </w:t>
-      </w:r>
-      <w:r>
-        <w:rPr>
-          <w:rFonts w:ascii="Avenir Next" w:hAnsi="Avenir Next" w:cs="Avenir Next" w:eastAsia="Avenir Next"/>
-          <w:color w:val="1A1A1A"/>
-          <w:sz w:val="21"/>
-          <w:szCs w:val="21"/>
           <w:u w:val="single"/>
         </w:rPr>
         <w:t xml:space="preserve">                </w:t>
@@ -2730,26 +2768,7 @@
         <w:rPr>
           <w:rFonts w:ascii="Avenir Next" w:hAnsi="Avenir Next" w:cs="Avenir Next" w:eastAsia="Avenir Next"/>
           <w:color w:val="1A1A1A"/>
-          <w:sz w:val="21"/>
-          <w:szCs w:val="21"/>
-        </w:rPr>
-        <w:t xml:space="preserve"> times. 3: </w:t>
-      </w:r>
-      <w:r>
-        <w:rPr>
-          <w:rFonts w:ascii="Avenir Next" w:hAnsi="Avenir Next" w:cs="Avenir Next" w:eastAsia="Avenir Next"/>
-          <w:color w:val="1A1A1A"/>
-          <w:sz w:val="21"/>
-          <w:szCs w:val="21"/>
-          <w:u w:val="single"/>
-        </w:rPr>
-        <w:t xml:space="preserve">                </w:t>
-      </w:r>
-      <w:r>
-        <w:rPr>
-          <w:rFonts w:ascii="Avenir Next" w:hAnsi="Avenir Next" w:cs="Avenir Next" w:eastAsia="Avenir Next"/>
-          <w:color w:val="1A1A1A"/>
-          <w:sz w:val="21"/>
+          <w:sz w:val="22"/>
           <w:szCs w:val="21"/>
         </w:rPr>
         <w:t xml:space="preserve"> time.</w:t>
@@ -2761,7 +2780,7 @@
         <w:tabs>
           <w:tab w:val="left" w:pos="1300"/>
         </w:tabs>
-        <w:spacing w:before="0" w:after="24" w:line="272" w:lineRule="auto"/>
+        <w:spacing w:before="0" w:after="24" w:line="256" w:lineRule="auto"/>
         <w:ind w:left="1300" w:hanging="868"/>
       </w:pPr>
       <w:r>
@@ -2769,35 +2788,35 @@
           <w:rFonts w:ascii="Avenir Next" w:hAnsi="Avenir Next" w:cs="Avenir Next" w:eastAsia="Avenir Next"/>
           <w:b/>
           <w:color w:val="003A70"/>
+          <w:sz w:val="22"/>
+          <w:szCs w:val="18"/>
+        </w:rPr>
+        <w:t xml:space="preserve">Step 3</w:t>
+      </w:r>
+      <w:r>
+        <w:rPr>
+          <w:rFonts w:ascii="Avenir Next" w:hAnsi="Avenir Next" w:cs="Avenir Next" w:eastAsia="Avenir Next"/>
+          <w:color w:val="1A1A1A"/>
           <w:sz w:val="18"/>
           <w:szCs w:val="18"/>
         </w:rPr>
-        <w:t xml:space="preserve">Step 3</w:t>
-      </w:r>
-      <w:r>
-        <w:rPr>
-          <w:rFonts w:ascii="Avenir Next" w:hAnsi="Avenir Next" w:cs="Avenir Next" w:eastAsia="Avenir Next"/>
-          <w:color w:val="1A1A1A"/>
-          <w:sz w:val="18"/>
-          <w:szCs w:val="18"/>
-        </w:rPr>
         <w:tab/>
       </w:r>
       <w:r>
         <w:rPr>
           <w:rFonts w:ascii="Avenir Next" w:hAnsi="Avenir Next" w:cs="Avenir Next" w:eastAsia="Avenir Next"/>
           <w:color w:val="1A1A1A"/>
+          <w:sz w:val="22"/>
+          <w:szCs w:val="21"/>
+        </w:rPr>
+        <w:t xml:space="preserve">Total: </w:t>
+      </w:r>
+      <w:r>
+        <w:rPr>
+          <w:rFonts w:ascii="Avenir Next" w:hAnsi="Avenir Next" w:cs="Avenir Next" w:eastAsia="Avenir Next"/>
+          <w:color w:val="1A1A1A"/>
           <w:sz w:val="21"/>
           <w:szCs w:val="21"/>
-        </w:rPr>
-        <w:t xml:space="preserve">Total: </w:t>
-      </w:r>
-      <w:r>
-        <w:rPr>
-          <w:rFonts w:ascii="Avenir Next" w:hAnsi="Avenir Next" w:cs="Avenir Next" w:eastAsia="Avenir Next"/>
-          <w:color w:val="1A1A1A"/>
-          <w:sz w:val="21"/>
-          <w:szCs w:val="21"/>
           <w:u w:val="single"/>
         </w:rPr>
         <w:t xml:space="preserve">                </w:t>
@@ -2806,7 +2825,7 @@
         <w:rPr>
           <w:rFonts w:ascii="Avenir Next" w:hAnsi="Avenir Next" w:cs="Avenir Next" w:eastAsia="Avenir Next"/>
           <w:color w:val="1A1A1A"/>
-          <w:sz w:val="21"/>
+          <w:sz w:val="22"/>
           <w:szCs w:val="21"/>
         </w:rPr>
         <w:t xml:space="preserve"> values.</w:t>
@@ -2819,6 +2838,7 @@
     </w:p>
     <w:p>
       <w:pPr>
+        <w:pStyle w:val="Heading2"/>
         <w:keepNext/>
         <w:pBdr>
           <w:bottom w:val="single" w:sz="8" w:space="3" w:color="003A70"/>
@@ -2834,7 +2854,7 @@
           <w:b/>
           <w:color w:val="003A70"/>
           <w:spacing w:val="14"/>
-          <w:sz w:val="19"/>
+          <w:sz w:val="22"/>
           <w:szCs w:val="19"/>
         </w:rPr>
         <w:t xml:space="preserve">YOUR TURN</w:t>
@@ -2853,7 +2873,7 @@
           <w:rFonts w:ascii="Avenir Next" w:hAnsi="Avenir Next" w:cs="Avenir Next" w:eastAsia="Avenir Next"/>
           <w:i/>
           <w:color w:val="5A5F66"/>
-          <w:sz w:val="17"/>
+          <w:sz w:val="22"/>
           <w:szCs w:val="17"/>
         </w:rPr>
         <w:t xml:space="preserve">use the steps on your own</w:t>
@@ -2903,7 +2923,7 @@
               <w:tabs>
                 <w:tab w:val="left" w:pos="432"/>
               </w:tabs>
-              <w:spacing w:before="90" w:after="40" w:line="268" w:lineRule="auto"/>
+              <w:spacing w:before="90" w:after="40" w:line="254" w:lineRule="auto"/>
               <w:ind w:left="432" w:hanging="432"/>
             </w:pPr>
             <w:r>
@@ -2977,7 +2997,7 @@
                     <w:tabs>
                       <w:tab w:val="left" w:pos="340"/>
                     </w:tabs>
-                    <w:spacing w:before="0" w:after="0" w:line="276" w:lineRule="auto"/>
+                    <w:spacing w:before="0" w:after="0" w:line="258" w:lineRule="auto"/>
                     <w:ind w:left="340" w:hanging="340"/>
                   </w:pPr>
                   <w:r>
@@ -3025,7 +3045,7 @@
                       <w:szCs w:val="22"/>
                       <w:u w:val="single"/>
                     </w:rPr>
-                    <w:t xml:space="preserve">      </w:t>
+                    <w:t xml:space="preserve">          </w:t>
                   </w:r>
                 </w:p>
               </w:tc>
@@ -3039,7 +3059,7 @@
                     <w:tabs>
                       <w:tab w:val="left" w:pos="340"/>
                     </w:tabs>
-                    <w:spacing w:before="0" w:after="0" w:line="276" w:lineRule="auto"/>
+                    <w:spacing w:before="0" w:after="0" w:line="258" w:lineRule="auto"/>
                     <w:ind w:left="340" w:hanging="340"/>
                   </w:pPr>
                   <w:r>
@@ -3087,7 +3107,7 @@
                       <w:szCs w:val="22"/>
                       <w:u w:val="single"/>
                     </w:rPr>
-                    <w:t xml:space="preserve">      </w:t>
+                    <w:t xml:space="preserve">          </w:t>
                   </w:r>
                 </w:p>
               </w:tc>
@@ -3101,7 +3121,7 @@
                     <w:tabs>
                       <w:tab w:val="left" w:pos="340"/>
                     </w:tabs>
-                    <w:spacing w:before="0" w:after="0" w:line="276" w:lineRule="auto"/>
+                    <w:spacing w:before="0" w:after="0" w:line="258" w:lineRule="auto"/>
                     <w:ind w:left="340" w:hanging="340"/>
                   </w:pPr>
                   <w:r>
@@ -3149,7 +3169,7 @@
                       <w:szCs w:val="22"/>
                       <w:u w:val="single"/>
                     </w:rPr>
-                    <w:t xml:space="preserve">      </w:t>
+                    <w:t xml:space="preserve">          </w:t>
                   </w:r>
                 </w:p>
               </w:tc>
@@ -3169,7 +3189,7 @@
                     <w:tabs>
                       <w:tab w:val="left" w:pos="340"/>
                     </w:tabs>
-                    <w:spacing w:before="0" w:after="0" w:line="276" w:lineRule="auto"/>
+                    <w:spacing w:before="0" w:after="0" w:line="258" w:lineRule="auto"/>
                     <w:ind w:left="340" w:hanging="340"/>
                   </w:pPr>
                   <w:r>
@@ -3217,7 +3237,7 @@
                       <w:szCs w:val="22"/>
                       <w:u w:val="single"/>
                     </w:rPr>
-                    <w:t xml:space="preserve">      </w:t>
+                    <w:t xml:space="preserve">          </w:t>
                   </w:r>
                 </w:p>
               </w:tc>
@@ -3231,7 +3251,7 @@
                     <w:tabs>
                       <w:tab w:val="left" w:pos="340"/>
                     </w:tabs>
-                    <w:spacing w:before="0" w:after="0" w:line="276" w:lineRule="auto"/>
+                    <w:spacing w:before="0" w:after="0" w:line="258" w:lineRule="auto"/>
                     <w:ind w:left="340" w:hanging="340"/>
                   </w:pPr>
                   <w:r>
@@ -3279,7 +3299,7 @@
                       <w:szCs w:val="22"/>
                       <w:u w:val="single"/>
                     </w:rPr>
-                    <w:t xml:space="preserve">      </w:t>
+                    <w:t xml:space="preserve">          </w:t>
                   </w:r>
                 </w:p>
               </w:tc>
@@ -3293,7 +3313,7 @@
                     <w:tabs>
                       <w:tab w:val="left" w:pos="340"/>
                     </w:tabs>
-                    <w:spacing w:before="0" w:after="0" w:line="276" w:lineRule="auto"/>
+                    <w:spacing w:before="0" w:after="0" w:line="258" w:lineRule="auto"/>
                     <w:ind w:left="340" w:hanging="340"/>
                   </w:pPr>
                   <w:r>
@@ -3341,7 +3361,7 @@
                       <w:szCs w:val="22"/>
                       <w:u w:val="single"/>
                     </w:rPr>
-                    <w:t xml:space="preserve">      </w:t>
+                    <w:t xml:space="preserve">          </w:t>
                   </w:r>
                 </w:p>
               </w:tc>
@@ -3362,6 +3382,7 @@
     </w:p>
     <w:p>
       <w:pPr>
+        <w:pStyle w:val="Heading2"/>
         <w:keepNext/>
         <w:pBdr>
           <w:bottom w:val="single" w:sz="8" w:space="3" w:color="003A70"/>
@@ -3377,7 +3398,7 @@
           <w:b/>
           <w:color w:val="003A70"/>
           <w:spacing w:val="14"/>
-          <w:sz w:val="19"/>
+          <w:sz w:val="22"/>
           <w:szCs w:val="19"/>
         </w:rPr>
         <w:t xml:space="preserve">READY CHECK</w:t>
@@ -3396,7 +3417,7 @@
           <w:rFonts w:ascii="Avenir Next" w:hAnsi="Avenir Next" w:cs="Avenir Next" w:eastAsia="Avenir Next"/>
           <w:i/>
           <w:color w:val="5A5F66"/>
-          <w:sz w:val="17"/>
+          <w:sz w:val="22"/>
           <w:szCs w:val="17"/>
         </w:rPr>
         <w:t xml:space="preserve">a problem like the one in today’s lesson</w:t>
@@ -3446,7 +3467,7 @@
               <w:tabs>
                 <w:tab w:val="left" w:pos="432"/>
               </w:tabs>
-              <w:spacing w:before="90" w:after="40" w:line="268" w:lineRule="auto"/>
+              <w:spacing w:before="90" w:after="40" w:line="254" w:lineRule="auto"/>
               <w:ind w:left="432" w:hanging="432"/>
             </w:pPr>
             <w:r>
@@ -3520,7 +3541,7 @@
                     <w:tabs>
                       <w:tab w:val="left" w:pos="340"/>
                     </w:tabs>
-                    <w:spacing w:before="0" w:after="0" w:line="264" w:lineRule="auto"/>
+                    <w:spacing w:before="0" w:after="0" w:line="252" w:lineRule="auto"/>
                     <w:ind w:left="340" w:hanging="340"/>
                   </w:pPr>
                   <w:r>
@@ -3528,25 +3549,25 @@
                       <w:rFonts w:ascii="Avenir Next" w:hAnsi="Avenir Next" w:cs="Avenir Next" w:eastAsia="Avenir Next"/>
                       <w:b/>
                       <w:color w:val="003A70"/>
+                      <w:sz w:val="22"/>
+                      <w:szCs w:val="21"/>
+                    </w:rPr>
+                    <w:t xml:space="preserve">A</w:t>
+                  </w:r>
+                  <w:r>
+                    <w:rPr>
+                      <w:rFonts w:ascii="Avenir Next" w:hAnsi="Avenir Next" w:cs="Avenir Next" w:eastAsia="Avenir Next"/>
+                      <w:color w:val="1A1A1A"/>
                       <w:sz w:val="21"/>
                       <w:szCs w:val="21"/>
                     </w:rPr>
-                    <w:t xml:space="preserve">A</w:t>
-                  </w:r>
-                  <w:r>
-                    <w:rPr>
-                      <w:rFonts w:ascii="Avenir Next" w:hAnsi="Avenir Next" w:cs="Avenir Next" w:eastAsia="Avenir Next"/>
-                      <w:color w:val="1A1A1A"/>
-                      <w:sz w:val="21"/>
-                      <w:szCs w:val="21"/>
-                    </w:rPr>
                     <w:tab/>
                   </w:r>
                   <w:r>
                     <w:rPr>
                       <w:rFonts w:ascii="Avenir Next" w:hAnsi="Avenir Next" w:cs="Avenir Next" w:eastAsia="Avenir Next"/>
                       <w:color w:val="1A1A1A"/>
-                      <w:sz w:val="21"/>
+                      <w:sz w:val="22"/>
                       <w:szCs w:val="21"/>
                     </w:rPr>
                     <w:t xml:space="preserve">4</w:t>
@@ -3563,7 +3584,7 @@
                     <w:tabs>
                       <w:tab w:val="left" w:pos="340"/>
                     </w:tabs>
-                    <w:spacing w:before="0" w:after="0" w:line="264" w:lineRule="auto"/>
+                    <w:spacing w:before="0" w:after="0" w:line="252" w:lineRule="auto"/>
                     <w:ind w:left="340" w:hanging="340"/>
                   </w:pPr>
                   <w:r>
@@ -3571,25 +3592,25 @@
                       <w:rFonts w:ascii="Avenir Next" w:hAnsi="Avenir Next" w:cs="Avenir Next" w:eastAsia="Avenir Next"/>
                       <w:b/>
                       <w:color w:val="003A70"/>
+                      <w:sz w:val="22"/>
+                      <w:szCs w:val="21"/>
+                    </w:rPr>
+                    <w:t xml:space="preserve">B</w:t>
+                  </w:r>
+                  <w:r>
+                    <w:rPr>
+                      <w:rFonts w:ascii="Avenir Next" w:hAnsi="Avenir Next" w:cs="Avenir Next" w:eastAsia="Avenir Next"/>
+                      <w:color w:val="1A1A1A"/>
                       <w:sz w:val="21"/>
                       <w:szCs w:val="21"/>
                     </w:rPr>
-                    <w:t xml:space="preserve">B</w:t>
-                  </w:r>
-                  <w:r>
-                    <w:rPr>
-                      <w:rFonts w:ascii="Avenir Next" w:hAnsi="Avenir Next" w:cs="Avenir Next" w:eastAsia="Avenir Next"/>
-                      <w:color w:val="1A1A1A"/>
-                      <w:sz w:val="21"/>
-                      <w:szCs w:val="21"/>
-                    </w:rPr>
                     <w:tab/>
                   </w:r>
                   <w:r>
                     <w:rPr>
                       <w:rFonts w:ascii="Avenir Next" w:hAnsi="Avenir Next" w:cs="Avenir Next" w:eastAsia="Avenir Next"/>
                       <w:color w:val="1A1A1A"/>
-                      <w:sz w:val="21"/>
+                      <w:sz w:val="22"/>
                       <w:szCs w:val="21"/>
                     </w:rPr>
                     <w:t xml:space="preserve">5</w:t>
@@ -3606,7 +3627,7 @@
                     <w:tabs>
                       <w:tab w:val="left" w:pos="340"/>
                     </w:tabs>
-                    <w:spacing w:before="0" w:after="0" w:line="264" w:lineRule="auto"/>
+                    <w:spacing w:before="0" w:after="0" w:line="252" w:lineRule="auto"/>
                     <w:ind w:left="340" w:hanging="340"/>
                   </w:pPr>
                   <w:r>
@@ -3614,25 +3635,25 @@
                       <w:rFonts w:ascii="Avenir Next" w:hAnsi="Avenir Next" w:cs="Avenir Next" w:eastAsia="Avenir Next"/>
                       <w:b/>
                       <w:color w:val="003A70"/>
+                      <w:sz w:val="22"/>
+                      <w:szCs w:val="21"/>
+                    </w:rPr>
+                    <w:t xml:space="preserve">C</w:t>
+                  </w:r>
+                  <w:r>
+                    <w:rPr>
+                      <w:rFonts w:ascii="Avenir Next" w:hAnsi="Avenir Next" w:cs="Avenir Next" w:eastAsia="Avenir Next"/>
+                      <w:color w:val="1A1A1A"/>
                       <w:sz w:val="21"/>
                       <w:szCs w:val="21"/>
                     </w:rPr>
-                    <w:t xml:space="preserve">C</w:t>
-                  </w:r>
-                  <w:r>
-                    <w:rPr>
-                      <w:rFonts w:ascii="Avenir Next" w:hAnsi="Avenir Next" w:cs="Avenir Next" w:eastAsia="Avenir Next"/>
-                      <w:color w:val="1A1A1A"/>
-                      <w:sz w:val="21"/>
-                      <w:szCs w:val="21"/>
-                    </w:rPr>
                     <w:tab/>
                   </w:r>
                   <w:r>
                     <w:rPr>
                       <w:rFonts w:ascii="Avenir Next" w:hAnsi="Avenir Next" w:cs="Avenir Next" w:eastAsia="Avenir Next"/>
                       <w:color w:val="1A1A1A"/>
-                      <w:sz w:val="21"/>
+                      <w:sz w:val="22"/>
                       <w:szCs w:val="21"/>
                     </w:rPr>
                     <w:t xml:space="preserve">12</w:t>
@@ -3649,7 +3670,7 @@
                     <w:tabs>
                       <w:tab w:val="left" w:pos="340"/>
                     </w:tabs>
-                    <w:spacing w:before="0" w:after="0" w:line="264" w:lineRule="auto"/>
+                    <w:spacing w:before="0" w:after="0" w:line="252" w:lineRule="auto"/>
                     <w:ind w:left="340" w:hanging="340"/>
                   </w:pPr>
                   <w:r>
@@ -3657,25 +3678,25 @@
                       <w:rFonts w:ascii="Avenir Next" w:hAnsi="Avenir Next" w:cs="Avenir Next" w:eastAsia="Avenir Next"/>
                       <w:b/>
                       <w:color w:val="003A70"/>
+                      <w:sz w:val="22"/>
+                      <w:szCs w:val="21"/>
+                    </w:rPr>
+                    <w:t xml:space="preserve">D</w:t>
+                  </w:r>
+                  <w:r>
+                    <w:rPr>
+                      <w:rFonts w:ascii="Avenir Next" w:hAnsi="Avenir Next" w:cs="Avenir Next" w:eastAsia="Avenir Next"/>
+                      <w:color w:val="1A1A1A"/>
                       <w:sz w:val="21"/>
                       <w:szCs w:val="21"/>
                     </w:rPr>
-                    <w:t xml:space="preserve">D</w:t>
-                  </w:r>
-                  <w:r>
-                    <w:rPr>
-                      <w:rFonts w:ascii="Avenir Next" w:hAnsi="Avenir Next" w:cs="Avenir Next" w:eastAsia="Avenir Next"/>
-                      <w:color w:val="1A1A1A"/>
-                      <w:sz w:val="21"/>
-                      <w:szCs w:val="21"/>
-                    </w:rPr>
                     <w:tab/>
                   </w:r>
                   <w:r>
                     <w:rPr>
                       <w:rFonts w:ascii="Avenir Next" w:hAnsi="Avenir Next" w:cs="Avenir Next" w:eastAsia="Avenir Next"/>
                       <w:color w:val="1A1A1A"/>
-                      <w:sz w:val="21"/>
+                      <w:sz w:val="22"/>
                       <w:szCs w:val="21"/>
                     </w:rPr>
                     <w:t xml:space="preserve">10</w:t>
@@ -3724,19 +3745,42 @@
         <w:tblLook w:val="0000" w:firstRow="0" w:lastRow="0" w:firstColumn="0" w:lastColumn="0" w:noHBand="1" w:noVBand="1"/>
       </w:tblPr>
       <w:tblGrid>
-        <w:gridCol w:w="2000"/>
-        <w:gridCol w:w="2300"/>
-        <w:gridCol w:w="2100"/>
-        <w:gridCol w:w="3104"/>
+        <w:gridCol w:w="1750"/>
+        <w:gridCol w:w="2500"/>
+        <w:gridCol w:w="2200"/>
+        <w:gridCol w:w="3054"/>
       </w:tblGrid>
       <w:tr>
         <w:trPr>
           <w:cantSplit/>
-          <w:trHeight w:val="320" w:hRule="atLeast"/>
+          <w:trHeight w:val="300" w:hRule="atLeast"/>
         </w:trPr>
         <w:tc>
           <w:tcPr>
-            <w:tcW w:w="2000" w:type="dxa"/>
+            <w:tcW w:w="1750" w:type="dxa"/>
+            <w:vAlign w:val="center"/>
+          </w:tcPr>
+          <w:p>
+            <w:pPr>
+              <w:pStyle w:val="Heading2"/>
+              <w:spacing w:before="0" w:after="0" w:line="240" w:lineRule="auto"/>
+            </w:pPr>
+            <w:r>
+              <w:rPr>
+                <w:rFonts w:ascii="Avenir Next" w:hAnsi="Avenir Next" w:cs="Avenir Next" w:eastAsia="Avenir Next"/>
+                <w:b/>
+                <w:color w:val="003A70"/>
+                <w:spacing w:val="12"/>
+                <w:sz w:val="15"/>
+                <w:szCs w:val="15"/>
+              </w:rPr>
+              <w:t xml:space="preserve">CHECK YOURSELF</w:t>
+            </w:r>
+          </w:p>
+        </w:tc>
+        <w:tc>
+          <w:tcPr>
+            <w:tcW w:w="2500" w:type="dxa"/>
             <w:vAlign w:val="center"/>
           </w:tcPr>
           <w:p>
@@ -3745,20 +3789,27 @@
             </w:pPr>
             <w:r>
               <w:rPr>
-                <w:rFonts w:ascii="Avenir Next" w:hAnsi="Avenir Next" w:cs="Avenir Next" w:eastAsia="Avenir Next"/>
-                <w:b/>
-                <w:color w:val="003A70"/>
-                <w:spacing w:val="12"/>
-                <w:sz w:val="15"/>
-                <w:szCs w:val="15"/>
-              </w:rPr>
-              <w:t xml:space="preserve">CHECK YOURSELF</w:t>
+                <w:rFonts w:ascii="Arial" w:hAnsi="Arial" w:cs="Arial" w:eastAsia="Arial"/>
+                <w:color w:val="1A1A1A"/>
+                <w:sz w:val="20"/>
+                <w:szCs w:val="20"/>
+              </w:rPr>
+              <w:t xml:space="preserve">□</w:t>
+            </w:r>
+            <w:r>
+              <w:rPr>
+                <w:rFonts w:ascii="Avenir Next" w:hAnsi="Avenir Next" w:cs="Avenir Next" w:eastAsia="Avenir Next"/>
+                <w:color w:val="1A1A1A"/>
+                <w:sz w:val="17"/>
+                <w:szCs w:val="17"/>
+              </w:rPr>
+              <w:t xml:space="preserve">  I can do this on my own</w:t>
             </w:r>
           </w:p>
         </w:tc>
         <w:tc>
           <w:tcPr>
-            <w:tcW w:w="2300" w:type="dxa"/>
+            <w:tcW w:w="2200" w:type="dxa"/>
             <w:vAlign w:val="center"/>
           </w:tcPr>
           <w:p>
@@ -3769,8 +3820,8 @@
               <w:rPr>
                 <w:rFonts w:ascii="Arial" w:hAnsi="Arial" w:cs="Arial" w:eastAsia="Arial"/>
                 <w:color w:val="1A1A1A"/>
-                <w:sz w:val="24"/>
-                <w:szCs w:val="24"/>
+                <w:sz w:val="20"/>
+                <w:szCs w:val="20"/>
               </w:rPr>
               <w:t xml:space="preserve">□</w:t>
             </w:r>
@@ -3781,13 +3832,13 @@
                 <w:sz w:val="17"/>
                 <w:szCs w:val="17"/>
               </w:rPr>
-              <w:t xml:space="preserve">  I can do this on my own</w:t>
+              <w:t xml:space="preserve">  I need a little help</w:t>
             </w:r>
           </w:p>
         </w:tc>
         <w:tc>
           <w:tcPr>
-            <w:tcW w:w="2100" w:type="dxa"/>
+            <w:tcW w:w="3054" w:type="dxa"/>
             <w:vAlign w:val="center"/>
           </w:tcPr>
           <w:p>
@@ -3798,37 +3849,8 @@
               <w:rPr>
                 <w:rFonts w:ascii="Arial" w:hAnsi="Arial" w:cs="Arial" w:eastAsia="Arial"/>
                 <w:color w:val="1A1A1A"/>
-                <w:sz w:val="24"/>
-                <w:szCs w:val="24"/>
-              </w:rPr>
-              <w:t xml:space="preserve">□</w:t>
-            </w:r>
-            <w:r>
-              <w:rPr>
-                <w:rFonts w:ascii="Avenir Next" w:hAnsi="Avenir Next" w:cs="Avenir Next" w:eastAsia="Avenir Next"/>
-                <w:color w:val="1A1A1A"/>
-                <w:sz w:val="17"/>
-                <w:szCs w:val="17"/>
-              </w:rPr>
-              <w:t xml:space="preserve">  I need a little help</w:t>
-            </w:r>
-          </w:p>
-        </w:tc>
-        <w:tc>
-          <w:tcPr>
-            <w:tcW w:w="3104" w:type="dxa"/>
-            <w:vAlign w:val="center"/>
-          </w:tcPr>
-          <w:p>
-            <w:pPr>
-              <w:spacing w:before="0" w:after="0" w:line="240" w:lineRule="auto"/>
-            </w:pPr>
-            <w:r>
-              <w:rPr>
-                <w:rFonts w:ascii="Arial" w:hAnsi="Arial" w:cs="Arial" w:eastAsia="Arial"/>
-                <w:color w:val="1A1A1A"/>
-                <w:sz w:val="24"/>
-                <w:szCs w:val="24"/>
+                <w:sz w:val="20"/>
+                <w:szCs w:val="20"/>
               </w:rPr>
               <w:t xml:space="preserve">□</w:t>
             </w:r>
@@ -3863,7 +3885,7 @@
     <w:sectPr>
       <w:footerReference w:type="default" r:id="rIdFooter1"/>
       <w:pgSz w:w="12240" w:h="15840"/>
-      <w:pgMar w:top="893" w:right="1224" w:bottom="835" w:left="1512" w:header="432" w:footer="432" w:gutter="0"/>
+      <w:pgMar w:top="780" w:right="1224" w:bottom="760" w:left="1512" w:header="432" w:footer="432" w:gutter="0"/>
       <w:cols w:space="720"/>
     </w:sectPr>
   </w:body>
@@ -3943,7 +3965,106 @@
               <w:sz w:val="15"/>
               <w:szCs w:val="15"/>
             </w:rPr>
-            <w:t xml:space="preserve">Lesson 2-1  ·  Session 2  ·  Prerequisite Practice B</w:t>
+            <w:t xml:space="preserve">2-1 · Page </w:t>
+          </w:r>
+          <w:r>
+            <w:rPr>
+              <w:rFonts w:ascii="Avenir Next" w:hAnsi="Avenir Next" w:cs="Avenir Next" w:eastAsia="Avenir Next"/>
+              <w:color w:val="5A5F66"/>
+              <w:sz w:val="15"/>
+              <w:szCs w:val="15"/>
+            </w:rPr>
+            <w:fldChar w:fldCharType="begin"/>
+          </w:r>
+          <w:r>
+            <w:rPr>
+              <w:rFonts w:ascii="Avenir Next" w:hAnsi="Avenir Next" w:cs="Avenir Next" w:eastAsia="Avenir Next"/>
+              <w:color w:val="5A5F66"/>
+              <w:sz w:val="15"/>
+              <w:szCs w:val="15"/>
+            </w:rPr>
+            <w:instrText xml:space="preserve"> PAGE </w:instrText>
+          </w:r>
+          <w:r>
+            <w:rPr>
+              <w:rFonts w:ascii="Avenir Next" w:hAnsi="Avenir Next" w:cs="Avenir Next" w:eastAsia="Avenir Next"/>
+              <w:color w:val="5A5F66"/>
+              <w:sz w:val="15"/>
+              <w:szCs w:val="15"/>
+            </w:rPr>
+            <w:fldChar w:fldCharType="separate"/>
+          </w:r>
+          <w:r>
+            <w:rPr>
+              <w:rFonts w:ascii="Avenir Next" w:hAnsi="Avenir Next" w:cs="Avenir Next" w:eastAsia="Avenir Next"/>
+              <w:color w:val="5A5F66"/>
+              <w:sz w:val="15"/>
+              <w:szCs w:val="15"/>
+            </w:rPr>
+            <w:t xml:space="preserve">1</w:t>
+          </w:r>
+          <w:r>
+            <w:rPr>
+              <w:rFonts w:ascii="Avenir Next" w:hAnsi="Avenir Next" w:cs="Avenir Next" w:eastAsia="Avenir Next"/>
+              <w:color w:val="5A5F66"/>
+              <w:sz w:val="15"/>
+              <w:szCs w:val="15"/>
+            </w:rPr>
+            <w:fldChar w:fldCharType="end"/>
+          </w:r>
+          <w:r>
+            <w:rPr>
+              <w:rFonts w:ascii="Avenir Next" w:hAnsi="Avenir Next" w:cs="Avenir Next" w:eastAsia="Avenir Next"/>
+              <w:color w:val="5A5F66"/>
+              <w:sz w:val="15"/>
+              <w:szCs w:val="15"/>
+            </w:rPr>
+            <w:t xml:space="preserve"> of </w:t>
+          </w:r>
+          <w:r>
+            <w:rPr>
+              <w:rFonts w:ascii="Avenir Next" w:hAnsi="Avenir Next" w:cs="Avenir Next" w:eastAsia="Avenir Next"/>
+              <w:color w:val="5A5F66"/>
+              <w:sz w:val="15"/>
+              <w:szCs w:val="15"/>
+            </w:rPr>
+            <w:fldChar w:fldCharType="begin"/>
+          </w:r>
+          <w:r>
+            <w:rPr>
+              <w:rFonts w:ascii="Avenir Next" w:hAnsi="Avenir Next" w:cs="Avenir Next" w:eastAsia="Avenir Next"/>
+              <w:color w:val="5A5F66"/>
+              <w:sz w:val="15"/>
+              <w:szCs w:val="15"/>
+            </w:rPr>
+            <w:instrText xml:space="preserve"> NUMPAGES </w:instrText>
+          </w:r>
+          <w:r>
+            <w:rPr>
+              <w:rFonts w:ascii="Avenir Next" w:hAnsi="Avenir Next" w:cs="Avenir Next" w:eastAsia="Avenir Next"/>
+              <w:color w:val="5A5F66"/>
+              <w:sz w:val="15"/>
+              <w:szCs w:val="15"/>
+            </w:rPr>
+            <w:fldChar w:fldCharType="separate"/>
+          </w:r>
+          <w:r>
+            <w:rPr>
+              <w:rFonts w:ascii="Avenir Next" w:hAnsi="Avenir Next" w:cs="Avenir Next" w:eastAsia="Avenir Next"/>
+              <w:color w:val="5A5F66"/>
+              <w:sz w:val="15"/>
+              <w:szCs w:val="15"/>
+            </w:rPr>
+            <w:t xml:space="preserve">1</w:t>
+          </w:r>
+          <w:r>
+            <w:rPr>
+              <w:rFonts w:ascii="Avenir Next" w:hAnsi="Avenir Next" w:cs="Avenir Next" w:eastAsia="Avenir Next"/>
+              <w:color w:val="5A5F66"/>
+              <w:sz w:val="15"/>
+              <w:szCs w:val="15"/>
+            </w:rPr>
+            <w:fldChar w:fldCharType="end"/>
           </w:r>
         </w:p>
       </w:tc>
@@ -3986,5 +4107,23 @@
       </w:tblCellMar>
     </w:tblPr>
   </w:style>
+  <w:style w:type="paragraph" w:styleId="Heading1">
+    <w:name w:val="heading 1"/>
+    <w:basedOn w:val="Normal"/>
+    <w:pPr>
+      <w:outlineLvl w:val="0"/>
+      <w:keepNext w:val="0"/>
+      <w:keepLines w:val="0"/>
+    </w:pPr>
+  </w:style>
+  <w:style w:type="paragraph" w:styleId="Heading2">
+    <w:name w:val="heading 2"/>
+    <w:basedOn w:val="Normal"/>
+    <w:pPr>
+      <w:outlineLvl w:val="1"/>
+      <w:keepNext w:val="0"/>
+      <w:keepLines w:val="0"/>
+    </w:pPr>
+  </w:style>
 </w:styles>
 </file>